--- a/FSD - Designing and Managing Databases with MongoDB/FSD - Designing and Managing Databases with MongoDB - Day 2 - 17-04-206.docx
+++ b/FSD - Designing and Managing Databases with MongoDB/FSD - Designing and Managing Databases with MongoDB - Day 2 - 17-04-206.docx
@@ -83,7 +83,35 @@
         <w:rPr>
           <w:lang w:val="en-US"/>
         </w:rPr>
-        <w:t>Relational operator : &gt;, &gt;=, &lt;, &lt;=, = , !=</w:t>
+        <w:t xml:space="preserve">Relational </w:t>
+      </w:r>
+      <w:proofErr w:type="gramStart"/>
+      <w:r>
+        <w:rPr>
+          <w:lang w:val="en-US"/>
+        </w:rPr>
+        <w:t>operator :</w:t>
+      </w:r>
+      <w:proofErr w:type="gramEnd"/>
+      <w:r>
+        <w:rPr>
+          <w:lang w:val="en-US"/>
+        </w:rPr>
+        <w:t xml:space="preserve"> &gt;, &gt;=, &lt;, &lt;=, </w:t>
+      </w:r>
+      <w:proofErr w:type="gramStart"/>
+      <w:r>
+        <w:rPr>
+          <w:lang w:val="en-US"/>
+        </w:rPr>
+        <w:t>= ,</w:t>
+      </w:r>
+      <w:proofErr w:type="gramEnd"/>
+      <w:r>
+        <w:rPr>
+          <w:lang w:val="en-US"/>
+        </w:rPr>
+        <w:t xml:space="preserve"> !=</w:t>
       </w:r>
     </w:p>
     <w:p>
@@ -97,8 +125,44 @@
         <w:rPr>
           <w:lang w:val="en-US"/>
         </w:rPr>
-        <w:t>Select * from tableName where columnName RO value;</w:t>
-      </w:r>
+        <w:t xml:space="preserve">Select * from </w:t>
+      </w:r>
+      <w:proofErr w:type="spellStart"/>
+      <w:r>
+        <w:rPr>
+          <w:lang w:val="en-US"/>
+        </w:rPr>
+        <w:t>tableName</w:t>
+      </w:r>
+      <w:proofErr w:type="spellEnd"/>
+      <w:r>
+        <w:rPr>
+          <w:lang w:val="en-US"/>
+        </w:rPr>
+        <w:t xml:space="preserve"> where </w:t>
+      </w:r>
+      <w:proofErr w:type="spellStart"/>
+      <w:r>
+        <w:rPr>
+          <w:lang w:val="en-US"/>
+        </w:rPr>
+        <w:t>columnName</w:t>
+      </w:r>
+      <w:proofErr w:type="spellEnd"/>
+      <w:r>
+        <w:rPr>
+          <w:lang w:val="en-US"/>
+        </w:rPr>
+        <w:t xml:space="preserve"> RO </w:t>
+      </w:r>
+      <w:proofErr w:type="gramStart"/>
+      <w:r>
+        <w:rPr>
+          <w:lang w:val="en-US"/>
+        </w:rPr>
+        <w:t>value;</w:t>
+      </w:r>
+      <w:proofErr w:type="gramEnd"/>
     </w:p>
     <w:p>
       <w:pPr>
@@ -111,8 +175,16 @@
         <w:rPr>
           <w:lang w:val="en-US"/>
         </w:rPr>
-        <w:t>select * from employee where salary &gt; 15000;</w:t>
-      </w:r>
+        <w:t xml:space="preserve">select * from employee where salary &gt; </w:t>
+      </w:r>
+      <w:proofErr w:type="gramStart"/>
+      <w:r>
+        <w:rPr>
+          <w:lang w:val="en-US"/>
+        </w:rPr>
+        <w:t>15000;</w:t>
+      </w:r>
+      <w:proofErr w:type="gramEnd"/>
     </w:p>
     <w:p>
       <w:pPr>
@@ -125,8 +197,16 @@
         <w:rPr>
           <w:lang w:val="en-US"/>
         </w:rPr>
-        <w:t>select * from employee where salary = 17000;</w:t>
-      </w:r>
+        <w:t xml:space="preserve">select * from employee where salary = </w:t>
+      </w:r>
+      <w:proofErr w:type="gramStart"/>
+      <w:r>
+        <w:rPr>
+          <w:lang w:val="en-US"/>
+        </w:rPr>
+        <w:t>17000;</w:t>
+      </w:r>
+      <w:proofErr w:type="gramEnd"/>
     </w:p>
     <w:p>
       <w:pPr>
@@ -139,8 +219,30 @@
         <w:rPr>
           <w:lang w:val="en-US"/>
         </w:rPr>
-        <w:t>select * from employee where job_id = 'IT_PROG';</w:t>
-      </w:r>
+        <w:t xml:space="preserve">select * from employee where </w:t>
+      </w:r>
+      <w:proofErr w:type="spellStart"/>
+      <w:r>
+        <w:rPr>
+          <w:lang w:val="en-US"/>
+        </w:rPr>
+        <w:t>job_id</w:t>
+      </w:r>
+      <w:proofErr w:type="spellEnd"/>
+      <w:r>
+        <w:rPr>
+          <w:lang w:val="en-US"/>
+        </w:rPr>
+        <w:t xml:space="preserve"> = 'IT_PROG</w:t>
+      </w:r>
+      <w:proofErr w:type="gramStart"/>
+      <w:r>
+        <w:rPr>
+          <w:lang w:val="en-US"/>
+        </w:rPr>
+        <w:t>';</w:t>
+      </w:r>
+      <w:proofErr w:type="gramEnd"/>
     </w:p>
     <w:p>
       <w:pPr>
@@ -153,7 +255,21 @@
         <w:rPr>
           <w:lang w:val="en-US"/>
         </w:rPr>
-        <w:t>My SQL database by default date format is yyyy-mm-dd</w:t>
+        <w:t xml:space="preserve">My SQL database by default date format is </w:t>
+      </w:r>
+      <w:proofErr w:type="spellStart"/>
+      <w:r>
+        <w:rPr>
+          <w:lang w:val="en-US"/>
+        </w:rPr>
+        <w:t>yyyy</w:t>
+      </w:r>
+      <w:proofErr w:type="spellEnd"/>
+      <w:r>
+        <w:rPr>
+          <w:lang w:val="en-US"/>
+        </w:rPr>
+        <w:t>-mm-dd</w:t>
       </w:r>
     </w:p>
     <w:p>
@@ -167,8 +283,30 @@
         <w:rPr>
           <w:lang w:val="en-US"/>
         </w:rPr>
-        <w:t>select * from employee where hire_date &gt; '1997-12-31';</w:t>
-      </w:r>
+        <w:t xml:space="preserve">select * from employee where </w:t>
+      </w:r>
+      <w:proofErr w:type="spellStart"/>
+      <w:r>
+        <w:rPr>
+          <w:lang w:val="en-US"/>
+        </w:rPr>
+        <w:t>hire_date</w:t>
+      </w:r>
+      <w:proofErr w:type="spellEnd"/>
+      <w:r>
+        <w:rPr>
+          <w:lang w:val="en-US"/>
+        </w:rPr>
+        <w:t xml:space="preserve"> &gt; '1997-12-31</w:t>
+      </w:r>
+      <w:proofErr w:type="gramStart"/>
+      <w:r>
+        <w:rPr>
+          <w:lang w:val="en-US"/>
+        </w:rPr>
+        <w:t>';</w:t>
+      </w:r>
+      <w:proofErr w:type="gramEnd"/>
     </w:p>
     <w:p>
       <w:pPr>
@@ -189,64 +327,182 @@
           <w:lang w:val="en-US"/>
         </w:rPr>
       </w:pPr>
-      <w:r>
-        <w:rPr>
-          <w:lang w:val="en-US"/>
-        </w:rPr>
-        <w:t xml:space="preserve">Range : min and max (between operator) </w:t>
-      </w:r>
-    </w:p>
-    <w:p>
-      <w:pPr>
-        <w:rPr>
-          <w:lang w:val="en-US"/>
-        </w:rPr>
-      </w:pPr>
-      <w:r>
-        <w:rPr>
-          <w:lang w:val="en-US"/>
-        </w:rPr>
-        <w:t>select * from tableName where columnName between minValue and maxValue;</w:t>
-      </w:r>
-    </w:p>
-    <w:p>
-      <w:pPr>
-        <w:rPr>
-          <w:lang w:val="en-US"/>
-        </w:rPr>
-      </w:pPr>
-      <w:r>
-        <w:rPr>
-          <w:lang w:val="en-US"/>
-        </w:rPr>
-        <w:t>select * from employee where salary between 5000 and 10000;</w:t>
-      </w:r>
-    </w:p>
-    <w:p>
-      <w:pPr>
-        <w:rPr>
-          <w:lang w:val="en-US"/>
-        </w:rPr>
-      </w:pPr>
-      <w:r>
-        <w:rPr>
-          <w:lang w:val="en-US"/>
-        </w:rPr>
-        <w:t>select * from employee where employee_id between 110 and 130;</w:t>
-      </w:r>
-    </w:p>
-    <w:p>
-      <w:pPr>
-        <w:rPr>
-          <w:lang w:val="en-US"/>
-        </w:rPr>
-      </w:pPr>
-      <w:r>
-        <w:rPr>
-          <w:lang w:val="en-US"/>
-        </w:rPr>
-        <w:t>select * from employee where hire_date between '1993-01-01' and '1995-12-31';</w:t>
-      </w:r>
+      <w:proofErr w:type="gramStart"/>
+      <w:r>
+        <w:rPr>
+          <w:lang w:val="en-US"/>
+        </w:rPr>
+        <w:t>Range :</w:t>
+      </w:r>
+      <w:proofErr w:type="gramEnd"/>
+      <w:r>
+        <w:rPr>
+          <w:lang w:val="en-US"/>
+        </w:rPr>
+        <w:t xml:space="preserve"> min and max (between operator) </w:t>
+      </w:r>
+    </w:p>
+    <w:p>
+      <w:pPr>
+        <w:rPr>
+          <w:lang w:val="en-US"/>
+        </w:rPr>
+      </w:pPr>
+      <w:r>
+        <w:rPr>
+          <w:lang w:val="en-US"/>
+        </w:rPr>
+        <w:t xml:space="preserve">select * from </w:t>
+      </w:r>
+      <w:proofErr w:type="spellStart"/>
+      <w:r>
+        <w:rPr>
+          <w:lang w:val="en-US"/>
+        </w:rPr>
+        <w:t>tableName</w:t>
+      </w:r>
+      <w:proofErr w:type="spellEnd"/>
+      <w:r>
+        <w:rPr>
+          <w:lang w:val="en-US"/>
+        </w:rPr>
+        <w:t xml:space="preserve"> where </w:t>
+      </w:r>
+      <w:proofErr w:type="spellStart"/>
+      <w:r>
+        <w:rPr>
+          <w:lang w:val="en-US"/>
+        </w:rPr>
+        <w:t>columnName</w:t>
+      </w:r>
+      <w:proofErr w:type="spellEnd"/>
+      <w:r>
+        <w:rPr>
+          <w:lang w:val="en-US"/>
+        </w:rPr>
+        <w:t xml:space="preserve"> between </w:t>
+      </w:r>
+      <w:proofErr w:type="spellStart"/>
+      <w:r>
+        <w:rPr>
+          <w:lang w:val="en-US"/>
+        </w:rPr>
+        <w:t>minValue</w:t>
+      </w:r>
+      <w:proofErr w:type="spellEnd"/>
+      <w:r>
+        <w:rPr>
+          <w:lang w:val="en-US"/>
+        </w:rPr>
+        <w:t xml:space="preserve"> and </w:t>
+      </w:r>
+      <w:proofErr w:type="spellStart"/>
+      <w:proofErr w:type="gramStart"/>
+      <w:r>
+        <w:rPr>
+          <w:lang w:val="en-US"/>
+        </w:rPr>
+        <w:t>maxValue</w:t>
+      </w:r>
+      <w:proofErr w:type="spellEnd"/>
+      <w:r>
+        <w:rPr>
+          <w:lang w:val="en-US"/>
+        </w:rPr>
+        <w:t>;</w:t>
+      </w:r>
+      <w:proofErr w:type="gramEnd"/>
+    </w:p>
+    <w:p>
+      <w:pPr>
+        <w:rPr>
+          <w:lang w:val="en-US"/>
+        </w:rPr>
+      </w:pPr>
+      <w:r>
+        <w:rPr>
+          <w:lang w:val="en-US"/>
+        </w:rPr>
+        <w:t xml:space="preserve">select * from employee where salary between 5000 and </w:t>
+      </w:r>
+      <w:proofErr w:type="gramStart"/>
+      <w:r>
+        <w:rPr>
+          <w:lang w:val="en-US"/>
+        </w:rPr>
+        <w:t>10000;</w:t>
+      </w:r>
+      <w:proofErr w:type="gramEnd"/>
+    </w:p>
+    <w:p>
+      <w:pPr>
+        <w:rPr>
+          <w:lang w:val="en-US"/>
+        </w:rPr>
+      </w:pPr>
+      <w:r>
+        <w:rPr>
+          <w:lang w:val="en-US"/>
+        </w:rPr>
+        <w:t xml:space="preserve">select * from employee where </w:t>
+      </w:r>
+      <w:proofErr w:type="spellStart"/>
+      <w:r>
+        <w:rPr>
+          <w:lang w:val="en-US"/>
+        </w:rPr>
+        <w:t>employee_id</w:t>
+      </w:r>
+      <w:proofErr w:type="spellEnd"/>
+      <w:r>
+        <w:rPr>
+          <w:lang w:val="en-US"/>
+        </w:rPr>
+        <w:t xml:space="preserve"> between 110 and </w:t>
+      </w:r>
+      <w:proofErr w:type="gramStart"/>
+      <w:r>
+        <w:rPr>
+          <w:lang w:val="en-US"/>
+        </w:rPr>
+        <w:t>130;</w:t>
+      </w:r>
+      <w:proofErr w:type="gramEnd"/>
+    </w:p>
+    <w:p>
+      <w:pPr>
+        <w:rPr>
+          <w:lang w:val="en-US"/>
+        </w:rPr>
+      </w:pPr>
+      <w:r>
+        <w:rPr>
+          <w:lang w:val="en-US"/>
+        </w:rPr>
+        <w:t xml:space="preserve">select * from employee where </w:t>
+      </w:r>
+      <w:proofErr w:type="spellStart"/>
+      <w:r>
+        <w:rPr>
+          <w:lang w:val="en-US"/>
+        </w:rPr>
+        <w:t>hire_date</w:t>
+      </w:r>
+      <w:proofErr w:type="spellEnd"/>
+      <w:r>
+        <w:rPr>
+          <w:lang w:val="en-US"/>
+        </w:rPr>
+        <w:t xml:space="preserve"> between '1993-01-01' and '1995-12-31</w:t>
+      </w:r>
+      <w:proofErr w:type="gramStart"/>
+      <w:r>
+        <w:rPr>
+          <w:lang w:val="en-US"/>
+        </w:rPr>
+        <w:t>';</w:t>
+      </w:r>
+      <w:proofErr w:type="gramEnd"/>
     </w:p>
     <w:p>
       <w:pPr>
@@ -270,7 +526,21 @@
         <w:rPr>
           <w:lang w:val="en-US"/>
         </w:rPr>
-        <w:t xml:space="preserve">In operator : using in operator we can apply more than equality conditions. </w:t>
+        <w:t xml:space="preserve">In </w:t>
+      </w:r>
+      <w:proofErr w:type="gramStart"/>
+      <w:r>
+        <w:rPr>
+          <w:lang w:val="en-US"/>
+        </w:rPr>
+        <w:t>operator :</w:t>
+      </w:r>
+      <w:proofErr w:type="gramEnd"/>
+      <w:r>
+        <w:rPr>
+          <w:lang w:val="en-US"/>
+        </w:rPr>
+        <w:t xml:space="preserve"> using in operator we can apply more than equality conditions. </w:t>
       </w:r>
     </w:p>
     <w:p>
@@ -292,8 +562,44 @@
         <w:rPr>
           <w:lang w:val="en-US"/>
         </w:rPr>
-        <w:t>Select * from employee where columnName in (v1,v2,v3);</w:t>
-      </w:r>
+        <w:t xml:space="preserve">Select * from employee where </w:t>
+      </w:r>
+      <w:proofErr w:type="spellStart"/>
+      <w:r>
+        <w:rPr>
+          <w:lang w:val="en-US"/>
+        </w:rPr>
+        <w:t>columnName</w:t>
+      </w:r>
+      <w:proofErr w:type="spellEnd"/>
+      <w:r>
+        <w:rPr>
+          <w:lang w:val="en-US"/>
+        </w:rPr>
+        <w:t xml:space="preserve"> in (v</w:t>
+      </w:r>
+      <w:proofErr w:type="gramStart"/>
+      <w:r>
+        <w:rPr>
+          <w:lang w:val="en-US"/>
+        </w:rPr>
+        <w:t>1,v2,v</w:t>
+      </w:r>
+      <w:proofErr w:type="gramEnd"/>
+      <w:r>
+        <w:rPr>
+          <w:lang w:val="en-US"/>
+        </w:rPr>
+        <w:t>3</w:t>
+      </w:r>
+      <w:proofErr w:type="gramStart"/>
+      <w:r>
+        <w:rPr>
+          <w:lang w:val="en-US"/>
+        </w:rPr>
+        <w:t>);</w:t>
+      </w:r>
+      <w:proofErr w:type="gramEnd"/>
     </w:p>
     <w:p>
       <w:pPr>
@@ -306,8 +612,44 @@
         <w:rPr>
           <w:lang w:val="en-US"/>
         </w:rPr>
-        <w:t>select * from employee where employee_id in(100,120,200);</w:t>
-      </w:r>
+        <w:t xml:space="preserve">select * from employee where </w:t>
+      </w:r>
+      <w:proofErr w:type="spellStart"/>
+      <w:r>
+        <w:rPr>
+          <w:lang w:val="en-US"/>
+        </w:rPr>
+        <w:t>employee_id</w:t>
+      </w:r>
+      <w:proofErr w:type="spellEnd"/>
+      <w:r>
+        <w:rPr>
+          <w:lang w:val="en-US"/>
+        </w:rPr>
+        <w:t xml:space="preserve"> </w:t>
+      </w:r>
+      <w:proofErr w:type="gramStart"/>
+      <w:r>
+        <w:rPr>
+          <w:lang w:val="en-US"/>
+        </w:rPr>
+        <w:t>in(</w:t>
+      </w:r>
+      <w:proofErr w:type="gramEnd"/>
+      <w:r>
+        <w:rPr>
+          <w:lang w:val="en-US"/>
+        </w:rPr>
+        <w:t>100,120,200</w:t>
+      </w:r>
+      <w:proofErr w:type="gramStart"/>
+      <w:r>
+        <w:rPr>
+          <w:lang w:val="en-US"/>
+        </w:rPr>
+        <w:t>);</w:t>
+      </w:r>
+      <w:proofErr w:type="gramEnd"/>
     </w:p>
     <w:p>
       <w:pPr>
@@ -320,8 +662,30 @@
         <w:rPr>
           <w:lang w:val="en-US"/>
         </w:rPr>
-        <w:t>select * from employee where job_id in ('IT_PROG','ST_MAN','IT_HR');</w:t>
-      </w:r>
+        <w:t xml:space="preserve">select * from employee where </w:t>
+      </w:r>
+      <w:proofErr w:type="spellStart"/>
+      <w:r>
+        <w:rPr>
+          <w:lang w:val="en-US"/>
+        </w:rPr>
+        <w:t>job_id</w:t>
+      </w:r>
+      <w:proofErr w:type="spellEnd"/>
+      <w:r>
+        <w:rPr>
+          <w:lang w:val="en-US"/>
+        </w:rPr>
+        <w:t xml:space="preserve"> in ('IT_PROG','ST_MAN','IT_HR'</w:t>
+      </w:r>
+      <w:proofErr w:type="gramStart"/>
+      <w:r>
+        <w:rPr>
+          <w:lang w:val="en-US"/>
+        </w:rPr>
+        <w:t>);</w:t>
+      </w:r>
+      <w:proofErr w:type="gramEnd"/>
     </w:p>
     <w:p>
       <w:pPr>
@@ -379,7 +743,49 @@
           <w:lang w:val="en-US"/>
         </w:rPr>
         <w:lastRenderedPageBreak/>
-        <w:t xml:space="preserve">Like operator : like operator is use to check equality as well as it help us to search specific character using wild card. </w:t>
+        <w:t xml:space="preserve">Like </w:t>
+      </w:r>
+      <w:proofErr w:type="gramStart"/>
+      <w:r>
+        <w:rPr>
+          <w:lang w:val="en-US"/>
+        </w:rPr>
+        <w:t>operator :</w:t>
+      </w:r>
+      <w:proofErr w:type="gramEnd"/>
+      <w:r>
+        <w:rPr>
+          <w:lang w:val="en-US"/>
+        </w:rPr>
+        <w:t xml:space="preserve"> like operator is </w:t>
+      </w:r>
+      <w:proofErr w:type="gramStart"/>
+      <w:r>
+        <w:rPr>
+          <w:lang w:val="en-US"/>
+        </w:rPr>
+        <w:t>use</w:t>
+      </w:r>
+      <w:proofErr w:type="gramEnd"/>
+      <w:r>
+        <w:rPr>
+          <w:lang w:val="en-US"/>
+        </w:rPr>
+        <w:t xml:space="preserve"> to check equality as well as it </w:t>
+      </w:r>
+      <w:proofErr w:type="gramStart"/>
+      <w:r>
+        <w:rPr>
+          <w:lang w:val="en-US"/>
+        </w:rPr>
+        <w:t>help</w:t>
+      </w:r>
+      <w:proofErr w:type="gramEnd"/>
+      <w:r>
+        <w:rPr>
+          <w:lang w:val="en-US"/>
+        </w:rPr>
+        <w:t xml:space="preserve"> us to search specific character using wild card. </w:t>
       </w:r>
     </w:p>
     <w:p>
@@ -393,8 +799,44 @@
         <w:rPr>
           <w:lang w:val="en-US"/>
         </w:rPr>
-        <w:t>Select * from tableName where columnName like value;</w:t>
-      </w:r>
+        <w:t xml:space="preserve">Select * from </w:t>
+      </w:r>
+      <w:proofErr w:type="spellStart"/>
+      <w:r>
+        <w:rPr>
+          <w:lang w:val="en-US"/>
+        </w:rPr>
+        <w:t>tableName</w:t>
+      </w:r>
+      <w:proofErr w:type="spellEnd"/>
+      <w:r>
+        <w:rPr>
+          <w:lang w:val="en-US"/>
+        </w:rPr>
+        <w:t xml:space="preserve"> where </w:t>
+      </w:r>
+      <w:proofErr w:type="spellStart"/>
+      <w:r>
+        <w:rPr>
+          <w:lang w:val="en-US"/>
+        </w:rPr>
+        <w:t>columnName</w:t>
+      </w:r>
+      <w:proofErr w:type="spellEnd"/>
+      <w:r>
+        <w:rPr>
+          <w:lang w:val="en-US"/>
+        </w:rPr>
+        <w:t xml:space="preserve"> like </w:t>
+      </w:r>
+      <w:proofErr w:type="gramStart"/>
+      <w:r>
+        <w:rPr>
+          <w:lang w:val="en-US"/>
+        </w:rPr>
+        <w:t>value;</w:t>
+      </w:r>
+      <w:proofErr w:type="gramEnd"/>
     </w:p>
     <w:p>
       <w:pPr>
@@ -407,8 +849,30 @@
         <w:rPr>
           <w:lang w:val="en-US"/>
         </w:rPr>
-        <w:t>select * from employee where first_name like 'steven';</w:t>
-      </w:r>
+        <w:t xml:space="preserve">select * from employee where </w:t>
+      </w:r>
+      <w:proofErr w:type="spellStart"/>
+      <w:r>
+        <w:rPr>
+          <w:lang w:val="en-US"/>
+        </w:rPr>
+        <w:t>first_name</w:t>
+      </w:r>
+      <w:proofErr w:type="spellEnd"/>
+      <w:r>
+        <w:rPr>
+          <w:lang w:val="en-US"/>
+        </w:rPr>
+        <w:t xml:space="preserve"> like 'steven</w:t>
+      </w:r>
+      <w:proofErr w:type="gramStart"/>
+      <w:r>
+        <w:rPr>
+          <w:lang w:val="en-US"/>
+        </w:rPr>
+        <w:t>';</w:t>
+      </w:r>
+      <w:proofErr w:type="gramEnd"/>
     </w:p>
     <w:p>
       <w:pPr>
@@ -425,8 +889,36 @@
           <w:bCs/>
           <w:lang w:val="en-US"/>
         </w:rPr>
-        <w:t>select * from employee where first_name = 'steven';</w:t>
-      </w:r>
+        <w:t xml:space="preserve">select * from employee where </w:t>
+      </w:r>
+      <w:proofErr w:type="spellStart"/>
+      <w:r>
+        <w:rPr>
+          <w:b/>
+          <w:bCs/>
+          <w:lang w:val="en-US"/>
+        </w:rPr>
+        <w:t>first_name</w:t>
+      </w:r>
+      <w:proofErr w:type="spellEnd"/>
+      <w:r>
+        <w:rPr>
+          <w:b/>
+          <w:bCs/>
+          <w:lang w:val="en-US"/>
+        </w:rPr>
+        <w:t xml:space="preserve"> = 'steven</w:t>
+      </w:r>
+      <w:proofErr w:type="gramStart"/>
+      <w:r>
+        <w:rPr>
+          <w:b/>
+          <w:bCs/>
+          <w:lang w:val="en-US"/>
+        </w:rPr>
+        <w:t>';</w:t>
+      </w:r>
+      <w:proofErr w:type="gramEnd"/>
     </w:p>
     <w:p>
       <w:pPr>
@@ -435,11 +927,19 @@
           <w:lang w:val="en-US"/>
         </w:rPr>
       </w:pPr>
-      <w:r>
-        <w:rPr>
-          <w:lang w:val="en-US"/>
-        </w:rPr>
-        <w:t xml:space="preserve">% : mean 0 or 1 or many </w:t>
+      <w:proofErr w:type="gramStart"/>
+      <w:r>
+        <w:rPr>
+          <w:lang w:val="en-US"/>
+        </w:rPr>
+        <w:t>% :</w:t>
+      </w:r>
+      <w:proofErr w:type="gramEnd"/>
+      <w:r>
+        <w:rPr>
+          <w:lang w:val="en-US"/>
+        </w:rPr>
+        <w:t xml:space="preserve"> mean 0 or 1 or many </w:t>
       </w:r>
     </w:p>
     <w:p>
@@ -453,7 +953,21 @@
         <w:rPr>
           <w:lang w:val="en-US"/>
         </w:rPr>
-        <w:t xml:space="preserve">search record start with specific character start with ‘S’ character </w:t>
+        <w:t>search record start with specific character start with ‘S</w:t>
+      </w:r>
+      <w:proofErr w:type="gramStart"/>
+      <w:r>
+        <w:rPr>
+          <w:lang w:val="en-US"/>
+        </w:rPr>
+        <w:t>’ character</w:t>
+      </w:r>
+      <w:proofErr w:type="gramEnd"/>
+      <w:r>
+        <w:rPr>
+          <w:lang w:val="en-US"/>
+        </w:rPr>
+        <w:t xml:space="preserve"> </w:t>
       </w:r>
     </w:p>
     <w:p>
@@ -471,7 +985,25 @@
           <w:bCs/>
           <w:lang w:val="en-US"/>
         </w:rPr>
-        <w:t>select * from employee where first_name like 's</w:t>
+        <w:t xml:space="preserve">select * from employee where </w:t>
+      </w:r>
+      <w:proofErr w:type="spellStart"/>
+      <w:r>
+        <w:rPr>
+          <w:b/>
+          <w:bCs/>
+          <w:lang w:val="en-US"/>
+        </w:rPr>
+        <w:t>first_name</w:t>
+      </w:r>
+      <w:proofErr w:type="spellEnd"/>
+      <w:r>
+        <w:rPr>
+          <w:b/>
+          <w:bCs/>
+          <w:lang w:val="en-US"/>
+        </w:rPr>
+        <w:t xml:space="preserve"> like 's</w:t>
       </w:r>
       <w:r>
         <w:rPr>
@@ -481,6 +1013,7 @@
         </w:rPr>
         <w:t>%</w:t>
       </w:r>
+      <w:proofErr w:type="gramStart"/>
       <w:r>
         <w:rPr>
           <w:b/>
@@ -489,6 +1022,7 @@
         </w:rPr>
         <w:t>';</w:t>
       </w:r>
+      <w:proofErr w:type="gramEnd"/>
     </w:p>
     <w:p>
       <w:pPr>
@@ -519,7 +1053,25 @@
           <w:bCs/>
           <w:lang w:val="en-US"/>
         </w:rPr>
-        <w:t>select * from employee where first_name like '</w:t>
+        <w:t xml:space="preserve">select * from employee where </w:t>
+      </w:r>
+      <w:proofErr w:type="spellStart"/>
+      <w:r>
+        <w:rPr>
+          <w:b/>
+          <w:bCs/>
+          <w:lang w:val="en-US"/>
+        </w:rPr>
+        <w:t>first_name</w:t>
+      </w:r>
+      <w:proofErr w:type="spellEnd"/>
+      <w:r>
+        <w:rPr>
+          <w:b/>
+          <w:bCs/>
+          <w:lang w:val="en-US"/>
+        </w:rPr>
+        <w:t xml:space="preserve"> like '</w:t>
       </w:r>
       <w:r>
         <w:rPr>
@@ -529,6 +1081,7 @@
         </w:rPr>
         <w:t>%a</w:t>
       </w:r>
+      <w:proofErr w:type="gramStart"/>
       <w:r>
         <w:rPr>
           <w:b/>
@@ -537,6 +1090,7 @@
         </w:rPr>
         <w:t>';</w:t>
       </w:r>
+      <w:proofErr w:type="gramEnd"/>
     </w:p>
     <w:p>
       <w:pPr>
@@ -549,7 +1103,21 @@
         <w:rPr>
           <w:lang w:val="en-US"/>
         </w:rPr>
-        <w:t xml:space="preserve">search record contains with specific character contains ‘ee’ characters </w:t>
+        <w:t xml:space="preserve">search </w:t>
+      </w:r>
+      <w:proofErr w:type="gramStart"/>
+      <w:r>
+        <w:rPr>
+          <w:lang w:val="en-US"/>
+        </w:rPr>
+        <w:t>record</w:t>
+      </w:r>
+      <w:proofErr w:type="gramEnd"/>
+      <w:r>
+        <w:rPr>
+          <w:lang w:val="en-US"/>
+        </w:rPr>
+        <w:t xml:space="preserve"> contains with specific character contains ‘ee’ characters </w:t>
       </w:r>
     </w:p>
     <w:p>
@@ -567,8 +1135,36 @@
           <w:bCs/>
           <w:lang w:val="en-US"/>
         </w:rPr>
-        <w:t>select * from employee where first_name like '%ee%';</w:t>
-      </w:r>
+        <w:t xml:space="preserve">select * from employee where </w:t>
+      </w:r>
+      <w:proofErr w:type="spellStart"/>
+      <w:r>
+        <w:rPr>
+          <w:b/>
+          <w:bCs/>
+          <w:lang w:val="en-US"/>
+        </w:rPr>
+        <w:t>first_name</w:t>
+      </w:r>
+      <w:proofErr w:type="spellEnd"/>
+      <w:r>
+        <w:rPr>
+          <w:b/>
+          <w:bCs/>
+          <w:lang w:val="en-US"/>
+        </w:rPr>
+        <w:t xml:space="preserve"> like '%ee%</w:t>
+      </w:r>
+      <w:proofErr w:type="gramStart"/>
+      <w:r>
+        <w:rPr>
+          <w:b/>
+          <w:bCs/>
+          <w:lang w:val="en-US"/>
+        </w:rPr>
+        <w:t>';</w:t>
+      </w:r>
+      <w:proofErr w:type="gramEnd"/>
     </w:p>
     <w:p>
       <w:pPr>
@@ -577,13 +1173,23 @@
           <w:lang w:val="en-US"/>
         </w:rPr>
       </w:pPr>
-      <w:r>
-        <w:rPr>
-          <w:b/>
-          <w:bCs/>
-          <w:lang w:val="en-US"/>
-        </w:rPr>
-        <w:t xml:space="preserve">_ : </w:t>
+      <w:proofErr w:type="gramStart"/>
+      <w:r>
+        <w:rPr>
+          <w:b/>
+          <w:bCs/>
+          <w:lang w:val="en-US"/>
+        </w:rPr>
+        <w:t>_ :</w:t>
+      </w:r>
+      <w:proofErr w:type="gramEnd"/>
+      <w:r>
+        <w:rPr>
+          <w:b/>
+          <w:bCs/>
+          <w:lang w:val="en-US"/>
+        </w:rPr>
+        <w:t xml:space="preserve"> </w:t>
       </w:r>
       <w:r>
         <w:rPr>
@@ -616,7 +1222,21 @@
         <w:rPr>
           <w:lang w:val="en-US"/>
         </w:rPr>
-        <w:t xml:space="preserve"> character can be anything and 3</w:t>
+        <w:t xml:space="preserve"> character can be </w:t>
+      </w:r>
+      <w:proofErr w:type="gramStart"/>
+      <w:r>
+        <w:rPr>
+          <w:lang w:val="en-US"/>
+        </w:rPr>
+        <w:t>anything</w:t>
+      </w:r>
+      <w:proofErr w:type="gramEnd"/>
+      <w:r>
+        <w:rPr>
+          <w:lang w:val="en-US"/>
+        </w:rPr>
+        <w:t xml:space="preserve"> and 3</w:t>
       </w:r>
       <w:r>
         <w:rPr>
@@ -647,8 +1267,54 @@
           <w:bCs/>
           <w:lang w:val="en-US"/>
         </w:rPr>
-        <w:t>select * from employee where first_name like 'K_r%';</w:t>
-      </w:r>
+        <w:t xml:space="preserve">select * from employee where </w:t>
+      </w:r>
+      <w:proofErr w:type="spellStart"/>
+      <w:r>
+        <w:rPr>
+          <w:b/>
+          <w:bCs/>
+          <w:lang w:val="en-US"/>
+        </w:rPr>
+        <w:t>first_name</w:t>
+      </w:r>
+      <w:proofErr w:type="spellEnd"/>
+      <w:r>
+        <w:rPr>
+          <w:b/>
+          <w:bCs/>
+          <w:lang w:val="en-US"/>
+        </w:rPr>
+        <w:t xml:space="preserve"> like '</w:t>
+      </w:r>
+      <w:proofErr w:type="spellStart"/>
+      <w:r>
+        <w:rPr>
+          <w:b/>
+          <w:bCs/>
+          <w:lang w:val="en-US"/>
+        </w:rPr>
+        <w:t>K_r</w:t>
+      </w:r>
+      <w:proofErr w:type="spellEnd"/>
+      <w:r>
+        <w:rPr>
+          <w:b/>
+          <w:bCs/>
+          <w:lang w:val="en-US"/>
+        </w:rPr>
+        <w:t>%</w:t>
+      </w:r>
+      <w:proofErr w:type="gramStart"/>
+      <w:r>
+        <w:rPr>
+          <w:b/>
+          <w:bCs/>
+          <w:lang w:val="en-US"/>
+        </w:rPr>
+        <w:t>';</w:t>
+      </w:r>
+      <w:proofErr w:type="gramEnd"/>
     </w:p>
     <w:p>
       <w:pPr>
@@ -657,11 +1323,606 @@
           <w:lang w:val="en-US"/>
         </w:rPr>
       </w:pPr>
+    </w:p>
+    <w:p>
+      <w:pPr>
+        <w:pStyle w:val="ListParagraph"/>
+        <w:numPr>
+          <w:ilvl w:val="0"/>
+          <w:numId w:val="8"/>
+        </w:numPr>
+        <w:rPr>
+          <w:lang w:val="en-US"/>
+        </w:rPr>
+      </w:pPr>
+      <w:r>
+        <w:rPr>
+          <w:lang w:val="en-US"/>
+        </w:rPr>
+        <w:t xml:space="preserve">is </w:t>
+      </w:r>
+      <w:proofErr w:type="gramStart"/>
+      <w:r>
+        <w:rPr>
+          <w:lang w:val="en-US"/>
+        </w:rPr>
+        <w:t>null :</w:t>
+      </w:r>
+      <w:proofErr w:type="gramEnd"/>
+      <w:r>
+        <w:rPr>
+          <w:lang w:val="en-US"/>
+        </w:rPr>
+        <w:t xml:space="preserve"> null means empty. </w:t>
+      </w:r>
     </w:p>
     <w:p>
       <w:pPr>
         <w:pStyle w:val="ListParagraph"/>
         <w:ind w:left="1080"/>
+        <w:rPr>
+          <w:lang w:val="en-US"/>
+        </w:rPr>
+      </w:pPr>
+    </w:p>
+    <w:p>
+      <w:pPr>
+        <w:pStyle w:val="ListParagraph"/>
+        <w:ind w:left="1080"/>
+        <w:rPr>
+          <w:lang w:val="en-US"/>
+        </w:rPr>
+      </w:pPr>
+      <w:r>
+        <w:rPr>
+          <w:lang w:val="en-US"/>
+        </w:rPr>
+        <w:t xml:space="preserve">Select * from employee where </w:t>
+      </w:r>
+      <w:proofErr w:type="spellStart"/>
+      <w:r>
+        <w:rPr>
+          <w:lang w:val="en-US"/>
+        </w:rPr>
+        <w:t>columnName</w:t>
+      </w:r>
+      <w:proofErr w:type="spellEnd"/>
+      <w:r>
+        <w:rPr>
+          <w:lang w:val="en-US"/>
+        </w:rPr>
+        <w:t xml:space="preserve"> is null </w:t>
+      </w:r>
+    </w:p>
+    <w:p>
+      <w:pPr>
+        <w:pStyle w:val="ListParagraph"/>
+        <w:ind w:left="1080"/>
+        <w:rPr>
+          <w:lang w:val="en-US"/>
+        </w:rPr>
+      </w:pPr>
+    </w:p>
+    <w:p>
+      <w:pPr>
+        <w:pStyle w:val="ListParagraph"/>
+        <w:ind w:left="1080"/>
+        <w:rPr>
+          <w:b/>
+          <w:bCs/>
+          <w:lang w:val="en-US"/>
+        </w:rPr>
+      </w:pPr>
+      <w:r>
+        <w:rPr>
+          <w:b/>
+          <w:bCs/>
+          <w:lang w:val="en-US"/>
+        </w:rPr>
+        <w:t xml:space="preserve">select * from employee where </w:t>
+      </w:r>
+      <w:proofErr w:type="spellStart"/>
+      <w:r>
+        <w:rPr>
+          <w:b/>
+          <w:bCs/>
+          <w:lang w:val="en-US"/>
+        </w:rPr>
+        <w:t>manager_id</w:t>
+      </w:r>
+      <w:proofErr w:type="spellEnd"/>
+      <w:r>
+        <w:rPr>
+          <w:b/>
+          <w:bCs/>
+          <w:lang w:val="en-US"/>
+        </w:rPr>
+        <w:t xml:space="preserve"> is </w:t>
+      </w:r>
+      <w:proofErr w:type="gramStart"/>
+      <w:r>
+        <w:rPr>
+          <w:b/>
+          <w:bCs/>
+          <w:lang w:val="en-US"/>
+        </w:rPr>
+        <w:t>null;</w:t>
+      </w:r>
+      <w:proofErr w:type="gramEnd"/>
+    </w:p>
+    <w:p>
+      <w:pPr>
+        <w:pStyle w:val="ListParagraph"/>
+        <w:ind w:left="1080"/>
+        <w:rPr>
+          <w:b/>
+          <w:bCs/>
+          <w:lang w:val="en-US"/>
+        </w:rPr>
+      </w:pPr>
+      <w:r>
+        <w:rPr>
+          <w:b/>
+          <w:bCs/>
+          <w:lang w:val="en-US"/>
+        </w:rPr>
+        <w:t xml:space="preserve">select * from employee where </w:t>
+      </w:r>
+      <w:proofErr w:type="spellStart"/>
+      <w:r>
+        <w:rPr>
+          <w:b/>
+          <w:bCs/>
+          <w:lang w:val="en-US"/>
+        </w:rPr>
+        <w:t>department_id</w:t>
+      </w:r>
+      <w:proofErr w:type="spellEnd"/>
+      <w:r>
+        <w:rPr>
+          <w:b/>
+          <w:bCs/>
+          <w:lang w:val="en-US"/>
+        </w:rPr>
+        <w:t xml:space="preserve"> is </w:t>
+      </w:r>
+      <w:proofErr w:type="gramStart"/>
+      <w:r>
+        <w:rPr>
+          <w:b/>
+          <w:bCs/>
+          <w:lang w:val="en-US"/>
+        </w:rPr>
+        <w:t>null;</w:t>
+      </w:r>
+      <w:proofErr w:type="gramEnd"/>
+    </w:p>
+    <w:p>
+      <w:pPr>
+        <w:pStyle w:val="ListParagraph"/>
+        <w:ind w:left="1080"/>
+        <w:rPr>
+          <w:lang w:val="en-US"/>
+        </w:rPr>
+      </w:pPr>
+    </w:p>
+    <w:p>
+      <w:pPr>
+        <w:rPr>
+          <w:lang w:val="en-US"/>
+        </w:rPr>
+      </w:pPr>
+      <w:r>
+        <w:rPr>
+          <w:lang w:val="en-US"/>
+        </w:rPr>
+        <w:tab/>
+        <w:t xml:space="preserve">logical operator </w:t>
+      </w:r>
+    </w:p>
+    <w:p>
+      <w:pPr>
+        <w:rPr>
+          <w:lang w:val="en-US"/>
+        </w:rPr>
+      </w:pPr>
+      <w:r>
+        <w:rPr>
+          <w:lang w:val="en-US"/>
+        </w:rPr>
+        <w:tab/>
+        <w:t>and</w:t>
+      </w:r>
+      <w:r>
+        <w:rPr>
+          <w:lang w:val="en-US"/>
+        </w:rPr>
+        <w:tab/>
+        <w:t xml:space="preserve">: all </w:t>
+      </w:r>
+      <w:proofErr w:type="gramStart"/>
+      <w:r>
+        <w:rPr>
+          <w:lang w:val="en-US"/>
+        </w:rPr>
+        <w:t>condition</w:t>
+      </w:r>
+      <w:proofErr w:type="gramEnd"/>
+      <w:r>
+        <w:rPr>
+          <w:lang w:val="en-US"/>
+        </w:rPr>
+        <w:t xml:space="preserve"> must be true.  </w:t>
+      </w:r>
+    </w:p>
+    <w:p>
+      <w:pPr>
+        <w:rPr>
+          <w:lang w:val="en-US"/>
+        </w:rPr>
+      </w:pPr>
+      <w:r>
+        <w:rPr>
+          <w:lang w:val="en-US"/>
+        </w:rPr>
+        <w:tab/>
+        <w:t xml:space="preserve">or </w:t>
+      </w:r>
+      <w:r>
+        <w:rPr>
+          <w:lang w:val="en-US"/>
+        </w:rPr>
+        <w:tab/>
+        <w:t xml:space="preserve">: any one condition must be true </w:t>
+      </w:r>
+    </w:p>
+    <w:p>
+      <w:pPr>
+        <w:rPr>
+          <w:lang w:val="en-US"/>
+        </w:rPr>
+      </w:pPr>
+      <w:r>
+        <w:rPr>
+          <w:lang w:val="en-US"/>
+        </w:rPr>
+        <w:tab/>
+        <w:t xml:space="preserve">not </w:t>
+      </w:r>
+      <w:r>
+        <w:rPr>
+          <w:lang w:val="en-US"/>
+        </w:rPr>
+        <w:tab/>
+        <w:t xml:space="preserve">: negation or reverse. If condition true it </w:t>
+      </w:r>
+      <w:proofErr w:type="gramStart"/>
+      <w:r>
+        <w:rPr>
+          <w:lang w:val="en-US"/>
+        </w:rPr>
+        <w:t>consider as</w:t>
+      </w:r>
+      <w:proofErr w:type="gramEnd"/>
+      <w:r>
+        <w:rPr>
+          <w:lang w:val="en-US"/>
+        </w:rPr>
+        <w:t xml:space="preserve"> false and </w:t>
+      </w:r>
+      <w:proofErr w:type="gramStart"/>
+      <w:r>
+        <w:rPr>
+          <w:lang w:val="en-US"/>
+        </w:rPr>
+        <w:t>vice-versa</w:t>
+      </w:r>
+      <w:proofErr w:type="gramEnd"/>
+      <w:r>
+        <w:rPr>
+          <w:lang w:val="en-US"/>
+        </w:rPr>
+        <w:t xml:space="preserve">. </w:t>
+      </w:r>
+    </w:p>
+    <w:p>
+      <w:pPr>
+        <w:rPr>
+          <w:lang w:val="en-US"/>
+        </w:rPr>
+      </w:pPr>
+      <w:r>
+        <w:rPr>
+          <w:lang w:val="en-US"/>
+        </w:rPr>
+        <w:tab/>
+      </w:r>
+    </w:p>
+    <w:p>
+      <w:pPr>
+        <w:rPr>
+          <w:lang w:val="en-US"/>
+        </w:rPr>
+      </w:pPr>
+    </w:p>
+    <w:p>
+      <w:pPr>
+        <w:ind w:firstLine="720"/>
+        <w:rPr>
+          <w:b/>
+          <w:bCs/>
+          <w:lang w:val="en-US"/>
+        </w:rPr>
+      </w:pPr>
+      <w:r>
+        <w:rPr>
+          <w:b/>
+          <w:bCs/>
+          <w:lang w:val="en-US"/>
+        </w:rPr>
+        <w:lastRenderedPageBreak/>
+        <w:t xml:space="preserve">select * from employee where </w:t>
+      </w:r>
+      <w:proofErr w:type="spellStart"/>
+      <w:r>
+        <w:rPr>
+          <w:b/>
+          <w:bCs/>
+          <w:lang w:val="en-US"/>
+        </w:rPr>
+        <w:t>department_id</w:t>
+      </w:r>
+      <w:proofErr w:type="spellEnd"/>
+      <w:r>
+        <w:rPr>
+          <w:b/>
+          <w:bCs/>
+          <w:lang w:val="en-US"/>
+        </w:rPr>
+        <w:t xml:space="preserve">=90 </w:t>
+      </w:r>
+      <w:r>
+        <w:rPr>
+          <w:b/>
+          <w:bCs/>
+          <w:color w:val="EE0000"/>
+          <w:lang w:val="en-US"/>
+        </w:rPr>
+        <w:t xml:space="preserve">and </w:t>
+      </w:r>
+      <w:r>
+        <w:rPr>
+          <w:b/>
+          <w:bCs/>
+          <w:lang w:val="en-US"/>
+        </w:rPr>
+        <w:t xml:space="preserve">salary &gt; </w:t>
+      </w:r>
+      <w:proofErr w:type="gramStart"/>
+      <w:r>
+        <w:rPr>
+          <w:b/>
+          <w:bCs/>
+          <w:lang w:val="en-US"/>
+        </w:rPr>
+        <w:t>15000;</w:t>
+      </w:r>
+      <w:proofErr w:type="gramEnd"/>
+    </w:p>
+    <w:p>
+      <w:pPr>
+        <w:ind w:firstLine="720"/>
+        <w:rPr>
+          <w:b/>
+          <w:bCs/>
+          <w:lang w:val="en-US"/>
+        </w:rPr>
+      </w:pPr>
+      <w:r>
+        <w:rPr>
+          <w:b/>
+          <w:bCs/>
+          <w:lang w:val="en-US"/>
+        </w:rPr>
+        <w:t xml:space="preserve">select * from employee where </w:t>
+      </w:r>
+      <w:proofErr w:type="spellStart"/>
+      <w:r>
+        <w:rPr>
+          <w:b/>
+          <w:bCs/>
+          <w:lang w:val="en-US"/>
+        </w:rPr>
+        <w:t>department_id</w:t>
+      </w:r>
+      <w:proofErr w:type="spellEnd"/>
+      <w:r>
+        <w:rPr>
+          <w:b/>
+          <w:bCs/>
+          <w:lang w:val="en-US"/>
+        </w:rPr>
+        <w:t xml:space="preserve">=60 </w:t>
+      </w:r>
+      <w:r>
+        <w:rPr>
+          <w:b/>
+          <w:bCs/>
+          <w:color w:val="EE0000"/>
+          <w:lang w:val="en-US"/>
+        </w:rPr>
+        <w:t>or</w:t>
+      </w:r>
+      <w:r>
+        <w:rPr>
+          <w:b/>
+          <w:bCs/>
+          <w:lang w:val="en-US"/>
+        </w:rPr>
+        <w:t xml:space="preserve"> salary &gt; </w:t>
+      </w:r>
+      <w:proofErr w:type="gramStart"/>
+      <w:r>
+        <w:rPr>
+          <w:b/>
+          <w:bCs/>
+          <w:lang w:val="en-US"/>
+        </w:rPr>
+        <w:t>15000;</w:t>
+      </w:r>
+      <w:proofErr w:type="gramEnd"/>
+    </w:p>
+    <w:p>
+      <w:pPr>
+        <w:rPr>
+          <w:b/>
+          <w:bCs/>
+          <w:lang w:val="en-US"/>
+        </w:rPr>
+      </w:pPr>
+      <w:r>
+        <w:rPr>
+          <w:b/>
+          <w:bCs/>
+          <w:lang w:val="en-US"/>
+        </w:rPr>
+        <w:tab/>
+      </w:r>
+      <w:r>
+        <w:rPr>
+          <w:b/>
+          <w:bCs/>
+          <w:lang w:val="en-US"/>
+        </w:rPr>
+        <w:t xml:space="preserve">select * from employee where </w:t>
+      </w:r>
+      <w:proofErr w:type="spellStart"/>
+      <w:r>
+        <w:rPr>
+          <w:b/>
+          <w:bCs/>
+          <w:lang w:val="en-US"/>
+        </w:rPr>
+        <w:t>department_id</w:t>
+      </w:r>
+      <w:proofErr w:type="spellEnd"/>
+      <w:r>
+        <w:rPr>
+          <w:b/>
+          <w:bCs/>
+          <w:lang w:val="en-US"/>
+        </w:rPr>
+        <w:t xml:space="preserve"> </w:t>
+      </w:r>
+      <w:proofErr w:type="gramStart"/>
+      <w:r>
+        <w:rPr>
+          <w:b/>
+          <w:bCs/>
+          <w:color w:val="EE0000"/>
+          <w:lang w:val="en-US"/>
+        </w:rPr>
+        <w:t>not</w:t>
+      </w:r>
+      <w:r>
+        <w:rPr>
+          <w:b/>
+          <w:bCs/>
+          <w:lang w:val="en-US"/>
+        </w:rPr>
+        <w:t xml:space="preserve"> like</w:t>
+      </w:r>
+      <w:proofErr w:type="gramEnd"/>
+      <w:r>
+        <w:rPr>
+          <w:b/>
+          <w:bCs/>
+          <w:lang w:val="en-US"/>
+        </w:rPr>
+        <w:t xml:space="preserve"> '90</w:t>
+      </w:r>
+      <w:proofErr w:type="gramStart"/>
+      <w:r>
+        <w:rPr>
+          <w:b/>
+          <w:bCs/>
+          <w:lang w:val="en-US"/>
+        </w:rPr>
+        <w:t>';</w:t>
+      </w:r>
+      <w:proofErr w:type="gramEnd"/>
+    </w:p>
+    <w:p>
+      <w:pPr>
+        <w:rPr>
+          <w:b/>
+          <w:bCs/>
+          <w:lang w:val="en-US"/>
+        </w:rPr>
+      </w:pPr>
+      <w:r>
+        <w:rPr>
+          <w:lang w:val="en-US"/>
+        </w:rPr>
+        <w:tab/>
+      </w:r>
+      <w:r>
+        <w:rPr>
+          <w:b/>
+          <w:bCs/>
+          <w:lang w:val="en-US"/>
+        </w:rPr>
+        <w:t xml:space="preserve">select * from employee where </w:t>
+      </w:r>
+      <w:proofErr w:type="spellStart"/>
+      <w:r>
+        <w:rPr>
+          <w:b/>
+          <w:bCs/>
+          <w:lang w:val="en-US"/>
+        </w:rPr>
+        <w:t>manager_id</w:t>
+      </w:r>
+      <w:proofErr w:type="spellEnd"/>
+      <w:r>
+        <w:rPr>
+          <w:b/>
+          <w:bCs/>
+          <w:lang w:val="en-US"/>
+        </w:rPr>
+        <w:t xml:space="preserve"> </w:t>
+      </w:r>
+      <w:r>
+        <w:rPr>
+          <w:b/>
+          <w:bCs/>
+          <w:color w:val="EE0000"/>
+          <w:lang w:val="en-US"/>
+        </w:rPr>
+        <w:t xml:space="preserve">is not </w:t>
+      </w:r>
+      <w:proofErr w:type="gramStart"/>
+      <w:r>
+        <w:rPr>
+          <w:b/>
+          <w:bCs/>
+          <w:color w:val="EE0000"/>
+          <w:lang w:val="en-US"/>
+        </w:rPr>
+        <w:t>null</w:t>
+      </w:r>
+      <w:r>
+        <w:rPr>
+          <w:b/>
+          <w:bCs/>
+          <w:lang w:val="en-US"/>
+        </w:rPr>
+        <w:t>;</w:t>
+      </w:r>
+      <w:proofErr w:type="gramEnd"/>
+    </w:p>
+    <w:p>
+      <w:pPr>
         <w:rPr>
           <w:lang w:val="en-US"/>
         </w:rPr>

--- a/FSD - Designing and Managing Databases with MongoDB/FSD - Designing and Managing Databases with MongoDB - Day 2 - 17-04-206.docx
+++ b/FSD - Designing and Managing Databases with MongoDB/FSD - Designing and Managing Databases with MongoDB - Day 2 - 17-04-206.docx
@@ -1517,8 +1517,77 @@
           <w:lang w:val="en-US"/>
         </w:rPr>
         <w:tab/>
+      </w:r>
+    </w:p>
+    <w:p>
+      <w:pPr>
+        <w:rPr>
+          <w:lang w:val="en-US"/>
+        </w:rPr>
+      </w:pPr>
+    </w:p>
+    <w:p>
+      <w:pPr>
+        <w:rPr>
+          <w:lang w:val="en-US"/>
+        </w:rPr>
+      </w:pPr>
+    </w:p>
+    <w:p>
+      <w:pPr>
+        <w:rPr>
+          <w:lang w:val="en-US"/>
+        </w:rPr>
+      </w:pPr>
+    </w:p>
+    <w:p>
+      <w:pPr>
+        <w:rPr>
+          <w:lang w:val="en-US"/>
+        </w:rPr>
+      </w:pPr>
+    </w:p>
+    <w:p>
+      <w:pPr>
+        <w:rPr>
+          <w:lang w:val="en-US"/>
+        </w:rPr>
+      </w:pPr>
+    </w:p>
+    <w:p>
+      <w:pPr>
+        <w:rPr>
+          <w:lang w:val="en-US"/>
+        </w:rPr>
+      </w:pPr>
+    </w:p>
+    <w:p>
+      <w:pPr>
+        <w:ind w:firstLine="720"/>
+        <w:rPr>
+          <w:b/>
+          <w:bCs/>
+          <w:lang w:val="en-US"/>
+        </w:rPr>
+      </w:pPr>
+      <w:r>
+        <w:rPr>
+          <w:b/>
+          <w:bCs/>
+          <w:lang w:val="en-US"/>
+        </w:rPr>
         <w:t xml:space="preserve">logical operator </w:t>
       </w:r>
+    </w:p>
+    <w:p>
+      <w:pPr>
+        <w:ind w:firstLine="720"/>
+        <w:rPr>
+          <w:b/>
+          <w:bCs/>
+          <w:lang w:val="en-US"/>
+        </w:rPr>
+      </w:pPr>
     </w:p>
     <w:p>
       <w:pPr>
@@ -1660,17 +1729,573 @@
           <w:bCs/>
           <w:lang w:val="en-US"/>
         </w:rPr>
+        <w:t xml:space="preserve">select * from employee where </w:t>
+      </w:r>
+      <w:proofErr w:type="spellStart"/>
+      <w:r>
+        <w:rPr>
+          <w:b/>
+          <w:bCs/>
+          <w:lang w:val="en-US"/>
+        </w:rPr>
+        <w:t>department_id</w:t>
+      </w:r>
+      <w:proofErr w:type="spellEnd"/>
+      <w:r>
+        <w:rPr>
+          <w:b/>
+          <w:bCs/>
+          <w:lang w:val="en-US"/>
+        </w:rPr>
+        <w:t xml:space="preserve">=90 </w:t>
+      </w:r>
+      <w:r>
+        <w:rPr>
+          <w:b/>
+          <w:bCs/>
+          <w:color w:val="EE0000"/>
+          <w:lang w:val="en-US"/>
+        </w:rPr>
+        <w:t xml:space="preserve">and </w:t>
+      </w:r>
+      <w:r>
+        <w:rPr>
+          <w:b/>
+          <w:bCs/>
+          <w:lang w:val="en-US"/>
+        </w:rPr>
+        <w:t xml:space="preserve">salary &gt; </w:t>
+      </w:r>
+      <w:proofErr w:type="gramStart"/>
+      <w:r>
+        <w:rPr>
+          <w:b/>
+          <w:bCs/>
+          <w:lang w:val="en-US"/>
+        </w:rPr>
+        <w:t>15000;</w:t>
+      </w:r>
+      <w:proofErr w:type="gramEnd"/>
+    </w:p>
+    <w:p>
+      <w:pPr>
+        <w:ind w:firstLine="720"/>
+        <w:rPr>
+          <w:b/>
+          <w:bCs/>
+          <w:lang w:val="en-US"/>
+        </w:rPr>
+      </w:pPr>
+      <w:r>
+        <w:rPr>
+          <w:b/>
+          <w:bCs/>
+          <w:lang w:val="en-US"/>
+        </w:rPr>
+        <w:t xml:space="preserve">select * from employee where </w:t>
+      </w:r>
+      <w:proofErr w:type="spellStart"/>
+      <w:r>
+        <w:rPr>
+          <w:b/>
+          <w:bCs/>
+          <w:lang w:val="en-US"/>
+        </w:rPr>
+        <w:t>department_id</w:t>
+      </w:r>
+      <w:proofErr w:type="spellEnd"/>
+      <w:r>
+        <w:rPr>
+          <w:b/>
+          <w:bCs/>
+          <w:lang w:val="en-US"/>
+        </w:rPr>
+        <w:t xml:space="preserve">=60 </w:t>
+      </w:r>
+      <w:r>
+        <w:rPr>
+          <w:b/>
+          <w:bCs/>
+          <w:color w:val="EE0000"/>
+          <w:lang w:val="en-US"/>
+        </w:rPr>
+        <w:t>or</w:t>
+      </w:r>
+      <w:r>
+        <w:rPr>
+          <w:b/>
+          <w:bCs/>
+          <w:lang w:val="en-US"/>
+        </w:rPr>
+        <w:t xml:space="preserve"> salary &gt; </w:t>
+      </w:r>
+      <w:proofErr w:type="gramStart"/>
+      <w:r>
+        <w:rPr>
+          <w:b/>
+          <w:bCs/>
+          <w:lang w:val="en-US"/>
+        </w:rPr>
+        <w:t>15000;</w:t>
+      </w:r>
+      <w:proofErr w:type="gramEnd"/>
+    </w:p>
+    <w:p>
+      <w:pPr>
+        <w:rPr>
+          <w:b/>
+          <w:bCs/>
+          <w:lang w:val="en-US"/>
+        </w:rPr>
+      </w:pPr>
+      <w:r>
+        <w:rPr>
+          <w:b/>
+          <w:bCs/>
+          <w:lang w:val="en-US"/>
+        </w:rPr>
+        <w:tab/>
+      </w:r>
+      <w:r>
+        <w:rPr>
+          <w:b/>
+          <w:bCs/>
+          <w:lang w:val="en-US"/>
+        </w:rPr>
+        <w:t xml:space="preserve">select * from employee where </w:t>
+      </w:r>
+      <w:proofErr w:type="spellStart"/>
+      <w:r>
+        <w:rPr>
+          <w:b/>
+          <w:bCs/>
+          <w:lang w:val="en-US"/>
+        </w:rPr>
+        <w:t>department_id</w:t>
+      </w:r>
+      <w:proofErr w:type="spellEnd"/>
+      <w:r>
+        <w:rPr>
+          <w:b/>
+          <w:bCs/>
+          <w:lang w:val="en-US"/>
+        </w:rPr>
+        <w:t xml:space="preserve"> </w:t>
+      </w:r>
+      <w:proofErr w:type="gramStart"/>
+      <w:r>
+        <w:rPr>
+          <w:b/>
+          <w:bCs/>
+          <w:color w:val="EE0000"/>
+          <w:lang w:val="en-US"/>
+        </w:rPr>
+        <w:t>not</w:t>
+      </w:r>
+      <w:r>
+        <w:rPr>
+          <w:b/>
+          <w:bCs/>
+          <w:lang w:val="en-US"/>
+        </w:rPr>
+        <w:t xml:space="preserve"> like</w:t>
+      </w:r>
+      <w:proofErr w:type="gramEnd"/>
+      <w:r>
+        <w:rPr>
+          <w:b/>
+          <w:bCs/>
+          <w:lang w:val="en-US"/>
+        </w:rPr>
+        <w:t xml:space="preserve"> '90</w:t>
+      </w:r>
+      <w:proofErr w:type="gramStart"/>
+      <w:r>
+        <w:rPr>
+          <w:b/>
+          <w:bCs/>
+          <w:lang w:val="en-US"/>
+        </w:rPr>
+        <w:t>';</w:t>
+      </w:r>
+      <w:proofErr w:type="gramEnd"/>
+    </w:p>
+    <w:p>
+      <w:pPr>
+        <w:rPr>
+          <w:b/>
+          <w:bCs/>
+          <w:lang w:val="en-US"/>
+        </w:rPr>
+      </w:pPr>
+      <w:r>
+        <w:rPr>
+          <w:lang w:val="en-US"/>
+        </w:rPr>
+        <w:tab/>
+      </w:r>
+      <w:r>
+        <w:rPr>
+          <w:b/>
+          <w:bCs/>
+          <w:lang w:val="en-US"/>
+        </w:rPr>
+        <w:t xml:space="preserve">select * from employee where </w:t>
+      </w:r>
+      <w:proofErr w:type="spellStart"/>
+      <w:r>
+        <w:rPr>
+          <w:b/>
+          <w:bCs/>
+          <w:lang w:val="en-US"/>
+        </w:rPr>
+        <w:t>manager_id</w:t>
+      </w:r>
+      <w:proofErr w:type="spellEnd"/>
+      <w:r>
+        <w:rPr>
+          <w:b/>
+          <w:bCs/>
+          <w:lang w:val="en-US"/>
+        </w:rPr>
+        <w:t xml:space="preserve"> </w:t>
+      </w:r>
+      <w:r>
+        <w:rPr>
+          <w:b/>
+          <w:bCs/>
+          <w:color w:val="EE0000"/>
+          <w:lang w:val="en-US"/>
+        </w:rPr>
+        <w:t xml:space="preserve">is not </w:t>
+      </w:r>
+      <w:proofErr w:type="gramStart"/>
+      <w:r>
+        <w:rPr>
+          <w:b/>
+          <w:bCs/>
+          <w:color w:val="EE0000"/>
+          <w:lang w:val="en-US"/>
+        </w:rPr>
+        <w:t>null</w:t>
+      </w:r>
+      <w:r>
+        <w:rPr>
+          <w:b/>
+          <w:bCs/>
+          <w:lang w:val="en-US"/>
+        </w:rPr>
+        <w:t>;</w:t>
+      </w:r>
+      <w:proofErr w:type="gramEnd"/>
+    </w:p>
+    <w:p>
+      <w:pPr>
+        <w:rPr>
+          <w:b/>
+          <w:bCs/>
+          <w:lang w:val="en-US"/>
+        </w:rPr>
+      </w:pPr>
+    </w:p>
+    <w:p>
+      <w:pPr>
+        <w:rPr>
+          <w:b/>
+          <w:bCs/>
+          <w:lang w:val="en-US"/>
+        </w:rPr>
+      </w:pPr>
+      <w:r>
+        <w:rPr>
+          <w:b/>
+          <w:bCs/>
+          <w:lang w:val="en-US"/>
+        </w:rPr>
+        <w:t xml:space="preserve">Order by clause </w:t>
+      </w:r>
+    </w:p>
+    <w:p>
+      <w:pPr>
+        <w:rPr>
+          <w:lang w:val="en-US"/>
+        </w:rPr>
+      </w:pPr>
+      <w:r>
+        <w:rPr>
+          <w:lang w:val="en-US"/>
+        </w:rPr>
+        <w:t xml:space="preserve">Order by clause </w:t>
+      </w:r>
+      <w:proofErr w:type="gramStart"/>
+      <w:r>
+        <w:rPr>
+          <w:lang w:val="en-US"/>
+        </w:rPr>
+        <w:t>help</w:t>
+      </w:r>
+      <w:proofErr w:type="gramEnd"/>
+      <w:r>
+        <w:rPr>
+          <w:lang w:val="en-US"/>
+        </w:rPr>
+        <w:t xml:space="preserve"> us to sort the data of specific column in ascending or descending. By </w:t>
+      </w:r>
+      <w:proofErr w:type="gramStart"/>
+      <w:r>
+        <w:rPr>
+          <w:lang w:val="en-US"/>
+        </w:rPr>
+        <w:t>default</w:t>
+      </w:r>
+      <w:proofErr w:type="gramEnd"/>
+      <w:r>
+        <w:rPr>
+          <w:lang w:val="en-US"/>
+        </w:rPr>
+        <w:t xml:space="preserve"> it </w:t>
+      </w:r>
+      <w:proofErr w:type="gramStart"/>
+      <w:r>
+        <w:rPr>
+          <w:lang w:val="en-US"/>
+        </w:rPr>
+        <w:t>consider</w:t>
+      </w:r>
+      <w:proofErr w:type="gramEnd"/>
+      <w:r>
+        <w:rPr>
+          <w:lang w:val="en-US"/>
+        </w:rPr>
+        <w:t xml:space="preserve"> as ascending order. </w:t>
+      </w:r>
+    </w:p>
+    <w:p>
+      <w:pPr>
+        <w:rPr>
+          <w:lang w:val="en-US"/>
+        </w:rPr>
+      </w:pPr>
+    </w:p>
+    <w:p>
+      <w:pPr>
+        <w:rPr>
+          <w:lang w:val="en-US"/>
+        </w:rPr>
+      </w:pPr>
+      <w:r>
+        <w:rPr>
+          <w:lang w:val="en-US"/>
+        </w:rPr>
+        <w:t xml:space="preserve">Select * from </w:t>
+      </w:r>
+      <w:proofErr w:type="spellStart"/>
+      <w:r>
+        <w:rPr>
+          <w:lang w:val="en-US"/>
+        </w:rPr>
+        <w:t>tableName</w:t>
+      </w:r>
+      <w:proofErr w:type="spellEnd"/>
+      <w:r>
+        <w:rPr>
+          <w:lang w:val="en-US"/>
+        </w:rPr>
+        <w:t xml:space="preserve"> order by </w:t>
+      </w:r>
+      <w:proofErr w:type="spellStart"/>
+      <w:r>
+        <w:rPr>
+          <w:lang w:val="en-US"/>
+        </w:rPr>
+        <w:t>columName</w:t>
+      </w:r>
+      <w:proofErr w:type="spellEnd"/>
+      <w:r>
+        <w:rPr>
+          <w:lang w:val="en-US"/>
+        </w:rPr>
+        <w:t xml:space="preserve"> </w:t>
+      </w:r>
+      <w:proofErr w:type="spellStart"/>
+      <w:proofErr w:type="gramStart"/>
+      <w:r>
+        <w:rPr>
+          <w:lang w:val="en-US"/>
+        </w:rPr>
+        <w:t>asc</w:t>
+      </w:r>
+      <w:proofErr w:type="spellEnd"/>
+      <w:r>
+        <w:rPr>
+          <w:lang w:val="en-US"/>
+        </w:rPr>
+        <w:t>;</w:t>
+      </w:r>
+      <w:proofErr w:type="gramEnd"/>
+    </w:p>
+    <w:p>
+      <w:pPr>
+        <w:rPr>
+          <w:lang w:val="en-US"/>
+        </w:rPr>
+      </w:pPr>
+      <w:r>
+        <w:rPr>
+          <w:lang w:val="en-US"/>
+        </w:rPr>
+        <w:t xml:space="preserve">Select * from </w:t>
+      </w:r>
+      <w:proofErr w:type="spellStart"/>
+      <w:r>
+        <w:rPr>
+          <w:lang w:val="en-US"/>
+        </w:rPr>
+        <w:t>tableName</w:t>
+      </w:r>
+      <w:proofErr w:type="spellEnd"/>
+      <w:r>
+        <w:rPr>
+          <w:lang w:val="en-US"/>
+        </w:rPr>
+        <w:t xml:space="preserve"> order by </w:t>
+      </w:r>
+      <w:proofErr w:type="spellStart"/>
+      <w:proofErr w:type="gramStart"/>
+      <w:r>
+        <w:rPr>
+          <w:lang w:val="en-US"/>
+        </w:rPr>
+        <w:t>columName</w:t>
+      </w:r>
+      <w:proofErr w:type="spellEnd"/>
+      <w:proofErr w:type="gramEnd"/>
+      <w:r>
+        <w:rPr>
+          <w:lang w:val="en-US"/>
+        </w:rPr>
+        <w:t xml:space="preserve"> </w:t>
+      </w:r>
+      <w:proofErr w:type="gramStart"/>
+      <w:r>
+        <w:rPr>
+          <w:lang w:val="en-US"/>
+        </w:rPr>
+        <w:t>desc</w:t>
+      </w:r>
+      <w:r>
+        <w:rPr>
+          <w:lang w:val="en-US"/>
+        </w:rPr>
+        <w:t>;</w:t>
+      </w:r>
+      <w:proofErr w:type="gramEnd"/>
+    </w:p>
+    <w:p>
+      <w:pPr>
+        <w:rPr>
+          <w:lang w:val="en-US"/>
+        </w:rPr>
+      </w:pPr>
+    </w:p>
+    <w:p>
+      <w:pPr>
+        <w:rPr>
+          <w:b/>
+          <w:bCs/>
+          <w:lang w:val="en-US"/>
+        </w:rPr>
+      </w:pPr>
+    </w:p>
+    <w:p>
+      <w:pPr>
+        <w:rPr>
+          <w:b/>
+          <w:bCs/>
+          <w:lang w:val="en-US"/>
+        </w:rPr>
+      </w:pPr>
+    </w:p>
+    <w:p>
+      <w:pPr>
+        <w:rPr>
+          <w:b/>
+          <w:bCs/>
+          <w:lang w:val="en-US"/>
+        </w:rPr>
+      </w:pPr>
+    </w:p>
+    <w:p>
+      <w:pPr>
+        <w:rPr>
+          <w:b/>
+          <w:bCs/>
+          <w:lang w:val="en-US"/>
+        </w:rPr>
+      </w:pPr>
+    </w:p>
+    <w:p>
+      <w:pPr>
+        <w:rPr>
+          <w:b/>
+          <w:bCs/>
+          <w:lang w:val="en-US"/>
+        </w:rPr>
+      </w:pPr>
+    </w:p>
+    <w:p>
+      <w:pPr>
+        <w:rPr>
+          <w:b/>
+          <w:bCs/>
+          <w:lang w:val="en-US"/>
+        </w:rPr>
+      </w:pPr>
+    </w:p>
+    <w:p>
+      <w:pPr>
+        <w:rPr>
+          <w:b/>
+          <w:bCs/>
+          <w:lang w:val="en-US"/>
+        </w:rPr>
+      </w:pPr>
+    </w:p>
+    <w:p>
+      <w:pPr>
+        <w:rPr>
+          <w:b/>
+          <w:bCs/>
+          <w:lang w:val="en-US"/>
+        </w:rPr>
+      </w:pPr>
+    </w:p>
+    <w:p>
+      <w:pPr>
+        <w:rPr>
+          <w:b/>
+          <w:bCs/>
+          <w:lang w:val="en-US"/>
+        </w:rPr>
+      </w:pPr>
+      <w:r>
+        <w:rPr>
+          <w:b/>
+          <w:bCs/>
+          <w:lang w:val="en-US"/>
+        </w:rPr>
         <w:lastRenderedPageBreak/>
-        <w:t xml:space="preserve">select * from employee where </w:t>
+        <w:t xml:space="preserve">select * from employee order by salary </w:t>
       </w:r>
       <w:proofErr w:type="spellStart"/>
-      <w:r>
-        <w:rPr>
-          <w:b/>
-          <w:bCs/>
-          <w:lang w:val="en-US"/>
-        </w:rPr>
-        <w:t>department_id</w:t>
+      <w:proofErr w:type="gramStart"/>
+      <w:r>
+        <w:rPr>
+          <w:b/>
+          <w:bCs/>
+          <w:lang w:val="en-US"/>
+        </w:rPr>
+        <w:t>asc</w:t>
       </w:r>
       <w:proofErr w:type="spellEnd"/>
       <w:r>
@@ -1679,52 +2304,60 @@
           <w:bCs/>
           <w:lang w:val="en-US"/>
         </w:rPr>
-        <w:t xml:space="preserve">=90 </w:t>
-      </w:r>
-      <w:r>
-        <w:rPr>
-          <w:b/>
-          <w:bCs/>
-          <w:color w:val="EE0000"/>
-          <w:lang w:val="en-US"/>
-        </w:rPr>
-        <w:t xml:space="preserve">and </w:t>
-      </w:r>
-      <w:r>
-        <w:rPr>
-          <w:b/>
-          <w:bCs/>
-          <w:lang w:val="en-US"/>
-        </w:rPr>
-        <w:t xml:space="preserve">salary &gt; </w:t>
-      </w:r>
-      <w:proofErr w:type="gramStart"/>
-      <w:r>
-        <w:rPr>
-          <w:b/>
-          <w:bCs/>
-          <w:lang w:val="en-US"/>
-        </w:rPr>
-        <w:t>15000;</w:t>
-      </w:r>
-      <w:proofErr w:type="gramEnd"/>
-    </w:p>
-    <w:p>
-      <w:pPr>
-        <w:ind w:firstLine="720"/>
-        <w:rPr>
-          <w:b/>
-          <w:bCs/>
-          <w:lang w:val="en-US"/>
-        </w:rPr>
-      </w:pPr>
-      <w:r>
-        <w:rPr>
-          <w:b/>
-          <w:bCs/>
-          <w:lang w:val="en-US"/>
-        </w:rPr>
-        <w:t xml:space="preserve">select * from employee where </w:t>
+        <w:t>;</w:t>
+      </w:r>
+      <w:proofErr w:type="gramEnd"/>
+    </w:p>
+    <w:p>
+      <w:pPr>
+        <w:rPr>
+          <w:b/>
+          <w:bCs/>
+          <w:lang w:val="en-US"/>
+        </w:rPr>
+      </w:pPr>
+      <w:r>
+        <w:rPr>
+          <w:b/>
+          <w:bCs/>
+          <w:lang w:val="en-US"/>
+        </w:rPr>
+        <w:t xml:space="preserve">select * from employee order by salary </w:t>
+      </w:r>
+      <w:proofErr w:type="gramStart"/>
+      <w:r>
+        <w:rPr>
+          <w:b/>
+          <w:bCs/>
+          <w:lang w:val="en-US"/>
+        </w:rPr>
+        <w:t>desc</w:t>
+      </w:r>
+      <w:r>
+        <w:rPr>
+          <w:b/>
+          <w:bCs/>
+          <w:lang w:val="en-US"/>
+        </w:rPr>
+        <w:t>;</w:t>
+      </w:r>
+      <w:proofErr w:type="gramEnd"/>
+    </w:p>
+    <w:p>
+      <w:pPr>
+        <w:rPr>
+          <w:b/>
+          <w:bCs/>
+          <w:lang w:val="en-US"/>
+        </w:rPr>
+      </w:pPr>
+      <w:r>
+        <w:rPr>
+          <w:b/>
+          <w:bCs/>
+          <w:lang w:val="en-US"/>
+        </w:rPr>
+        <w:t xml:space="preserve">select * from employee order by </w:t>
       </w:r>
       <w:proofErr w:type="spellStart"/>
       <w:r>
@@ -1733,7 +2366,7 @@
           <w:bCs/>
           <w:lang w:val="en-US"/>
         </w:rPr>
-        <w:t>department_id</w:t>
+        <w:t>first_name</w:t>
       </w:r>
       <w:proofErr w:type="spellEnd"/>
       <w:r>
@@ -1742,44 +2375,232 @@
           <w:bCs/>
           <w:lang w:val="en-US"/>
         </w:rPr>
-        <w:t xml:space="preserve">=60 </w:t>
-      </w:r>
-      <w:r>
-        <w:rPr>
-          <w:b/>
-          <w:bCs/>
-          <w:color w:val="EE0000"/>
-          <w:lang w:val="en-US"/>
-        </w:rPr>
-        <w:t>or</w:t>
-      </w:r>
-      <w:r>
-        <w:rPr>
-          <w:b/>
-          <w:bCs/>
-          <w:lang w:val="en-US"/>
-        </w:rPr>
-        <w:t xml:space="preserve"> salary &gt; </w:t>
-      </w:r>
-      <w:proofErr w:type="gramStart"/>
-      <w:r>
-        <w:rPr>
-          <w:b/>
-          <w:bCs/>
-          <w:lang w:val="en-US"/>
-        </w:rPr>
-        <w:t>15000;</w:t>
-      </w:r>
-      <w:proofErr w:type="gramEnd"/>
-    </w:p>
-    <w:p>
-      <w:pPr>
-        <w:rPr>
-          <w:b/>
-          <w:bCs/>
-          <w:lang w:val="en-US"/>
-        </w:rPr>
-      </w:pPr>
+        <w:t xml:space="preserve"> </w:t>
+      </w:r>
+      <w:proofErr w:type="spellStart"/>
+      <w:proofErr w:type="gramStart"/>
+      <w:r>
+        <w:rPr>
+          <w:b/>
+          <w:bCs/>
+          <w:lang w:val="en-US"/>
+        </w:rPr>
+        <w:t>asc</w:t>
+      </w:r>
+      <w:proofErr w:type="spellEnd"/>
+      <w:r>
+        <w:rPr>
+          <w:b/>
+          <w:bCs/>
+          <w:lang w:val="en-US"/>
+        </w:rPr>
+        <w:t>;</w:t>
+      </w:r>
+      <w:proofErr w:type="gramEnd"/>
+    </w:p>
+    <w:p>
+      <w:pPr>
+        <w:rPr>
+          <w:b/>
+          <w:bCs/>
+          <w:lang w:val="en-US"/>
+        </w:rPr>
+      </w:pPr>
+      <w:r>
+        <w:rPr>
+          <w:b/>
+          <w:bCs/>
+          <w:lang w:val="en-US"/>
+        </w:rPr>
+        <w:t xml:space="preserve">select * from employee order by </w:t>
+      </w:r>
+      <w:proofErr w:type="spellStart"/>
+      <w:r>
+        <w:rPr>
+          <w:b/>
+          <w:bCs/>
+          <w:lang w:val="en-US"/>
+        </w:rPr>
+        <w:t>first_name</w:t>
+      </w:r>
+      <w:proofErr w:type="spellEnd"/>
+      <w:r>
+        <w:rPr>
+          <w:b/>
+          <w:bCs/>
+          <w:lang w:val="en-US"/>
+        </w:rPr>
+        <w:t xml:space="preserve"> </w:t>
+      </w:r>
+      <w:proofErr w:type="gramStart"/>
+      <w:r>
+        <w:rPr>
+          <w:b/>
+          <w:bCs/>
+          <w:lang w:val="en-US"/>
+        </w:rPr>
+        <w:t>desc</w:t>
+      </w:r>
+      <w:r>
+        <w:rPr>
+          <w:b/>
+          <w:bCs/>
+          <w:lang w:val="en-US"/>
+        </w:rPr>
+        <w:t>;</w:t>
+      </w:r>
+      <w:proofErr w:type="gramEnd"/>
+    </w:p>
+    <w:p>
+      <w:pPr>
+        <w:rPr>
+          <w:b/>
+          <w:bCs/>
+          <w:lang w:val="en-US"/>
+        </w:rPr>
+      </w:pPr>
+      <w:r>
+        <w:rPr>
+          <w:b/>
+          <w:bCs/>
+          <w:lang w:val="en-US"/>
+        </w:rPr>
+        <w:t xml:space="preserve">select * from employee order by </w:t>
+      </w:r>
+      <w:proofErr w:type="spellStart"/>
+      <w:r>
+        <w:rPr>
+          <w:b/>
+          <w:bCs/>
+          <w:lang w:val="en-US"/>
+        </w:rPr>
+        <w:t>hire_date</w:t>
+      </w:r>
+      <w:proofErr w:type="spellEnd"/>
+      <w:r>
+        <w:rPr>
+          <w:b/>
+          <w:bCs/>
+          <w:lang w:val="en-US"/>
+        </w:rPr>
+        <w:t xml:space="preserve"> </w:t>
+      </w:r>
+      <w:proofErr w:type="spellStart"/>
+      <w:proofErr w:type="gramStart"/>
+      <w:r>
+        <w:rPr>
+          <w:b/>
+          <w:bCs/>
+          <w:lang w:val="en-US"/>
+        </w:rPr>
+        <w:t>asc</w:t>
+      </w:r>
+      <w:proofErr w:type="spellEnd"/>
+      <w:r>
+        <w:rPr>
+          <w:b/>
+          <w:bCs/>
+          <w:lang w:val="en-US"/>
+        </w:rPr>
+        <w:t>;</w:t>
+      </w:r>
+      <w:proofErr w:type="gramEnd"/>
+    </w:p>
+    <w:p>
+      <w:pPr>
+        <w:rPr>
+          <w:b/>
+          <w:bCs/>
+          <w:lang w:val="en-US"/>
+        </w:rPr>
+      </w:pPr>
+      <w:r>
+        <w:rPr>
+          <w:b/>
+          <w:bCs/>
+          <w:lang w:val="en-US"/>
+        </w:rPr>
+        <w:t xml:space="preserve">select * from employee order by </w:t>
+      </w:r>
+      <w:proofErr w:type="spellStart"/>
+      <w:r>
+        <w:rPr>
+          <w:b/>
+          <w:bCs/>
+          <w:lang w:val="en-US"/>
+        </w:rPr>
+        <w:t>hire_date</w:t>
+      </w:r>
+      <w:proofErr w:type="spellEnd"/>
+      <w:r>
+        <w:rPr>
+          <w:b/>
+          <w:bCs/>
+          <w:lang w:val="en-US"/>
+        </w:rPr>
+        <w:t xml:space="preserve"> </w:t>
+      </w:r>
+      <w:proofErr w:type="spellStart"/>
+      <w:proofErr w:type="gramStart"/>
+      <w:r>
+        <w:rPr>
+          <w:b/>
+          <w:bCs/>
+          <w:lang w:val="en-US"/>
+        </w:rPr>
+        <w:t>asc</w:t>
+      </w:r>
+      <w:proofErr w:type="spellEnd"/>
+      <w:r>
+        <w:rPr>
+          <w:b/>
+          <w:bCs/>
+          <w:lang w:val="en-US"/>
+        </w:rPr>
+        <w:t>;</w:t>
+      </w:r>
+      <w:proofErr w:type="gramEnd"/>
+    </w:p>
+    <w:p>
+      <w:pPr>
+        <w:rPr>
+          <w:lang w:val="en-US"/>
+        </w:rPr>
+      </w:pPr>
+    </w:p>
+    <w:p>
+      <w:pPr>
+        <w:rPr>
+          <w:b/>
+          <w:bCs/>
+          <w:lang w:val="en-US"/>
+        </w:rPr>
+      </w:pPr>
+      <w:r>
+        <w:rPr>
+          <w:b/>
+          <w:bCs/>
+          <w:lang w:val="en-US"/>
+        </w:rPr>
+        <w:t xml:space="preserve">select * from employee order by </w:t>
+      </w:r>
+      <w:r>
+        <w:rPr>
+          <w:b/>
+          <w:bCs/>
+          <w:lang w:val="en-US"/>
+        </w:rPr>
+        <w:t>salary</w:t>
+      </w:r>
+      <w:proofErr w:type="gramStart"/>
+      <w:r>
+        <w:rPr>
+          <w:b/>
+          <w:bCs/>
+          <w:lang w:val="en-US"/>
+        </w:rPr>
+        <w:t>;</w:t>
+      </w:r>
       <w:r>
         <w:rPr>
           <w:b/>
@@ -1794,16 +2615,57 @@
           <w:bCs/>
           <w:lang w:val="en-US"/>
         </w:rPr>
-        <w:t xml:space="preserve">select * from employee where </w:t>
+        <w:tab/>
+        <w:t>it</w:t>
+      </w:r>
+      <w:proofErr w:type="gramEnd"/>
+      <w:r>
+        <w:rPr>
+          <w:b/>
+          <w:bCs/>
+          <w:lang w:val="en-US"/>
+        </w:rPr>
+        <w:t xml:space="preserve"> consider as ascending order</w:t>
+      </w:r>
+    </w:p>
+    <w:p>
+      <w:pPr>
+        <w:rPr>
+          <w:lang w:val="en-US"/>
+        </w:rPr>
+      </w:pPr>
+      <w:r>
+        <w:rPr>
+          <w:lang w:val="en-US"/>
+        </w:rPr>
+        <w:t xml:space="preserve">where with order by clause </w:t>
+      </w:r>
+    </w:p>
+    <w:p>
+      <w:pPr>
+        <w:rPr>
+          <w:b/>
+          <w:bCs/>
+          <w:lang w:val="en-US"/>
+        </w:rPr>
+      </w:pPr>
+      <w:r>
+        <w:rPr>
+          <w:b/>
+          <w:bCs/>
+          <w:lang w:val="en-US"/>
+        </w:rPr>
+        <w:t xml:space="preserve">select * from employee where salary between 5000 and 10000 order by salary </w:t>
       </w:r>
       <w:proofErr w:type="spellStart"/>
-      <w:r>
-        <w:rPr>
-          <w:b/>
-          <w:bCs/>
-          <w:lang w:val="en-US"/>
-        </w:rPr>
-        <w:t>department_id</w:t>
+      <w:proofErr w:type="gramStart"/>
+      <w:r>
+        <w:rPr>
+          <w:b/>
+          <w:bCs/>
+          <w:lang w:val="en-US"/>
+        </w:rPr>
+        <w:t>asc</w:t>
       </w:r>
       <w:proofErr w:type="spellEnd"/>
       <w:r>
@@ -1812,78 +2674,629 @@
           <w:bCs/>
           <w:lang w:val="en-US"/>
         </w:rPr>
+        <w:t>;</w:t>
+      </w:r>
+      <w:proofErr w:type="gramEnd"/>
+    </w:p>
+    <w:p>
+      <w:pPr>
+        <w:rPr>
+          <w:lang w:val="en-US"/>
+        </w:rPr>
+      </w:pPr>
+    </w:p>
+    <w:p>
+      <w:pPr>
+        <w:rPr>
+          <w:lang w:val="en-US"/>
+        </w:rPr>
+      </w:pPr>
+    </w:p>
+    <w:p>
+      <w:pPr>
+        <w:rPr>
+          <w:lang w:val="en-US"/>
+        </w:rPr>
+      </w:pPr>
+      <w:proofErr w:type="gramStart"/>
+      <w:r>
+        <w:rPr>
+          <w:b/>
+          <w:bCs/>
+          <w:lang w:val="en-US"/>
+        </w:rPr>
+        <w:t xml:space="preserve">Join </w:t>
+      </w:r>
+      <w:r>
+        <w:rPr>
+          <w:b/>
+          <w:bCs/>
+          <w:lang w:val="en-US"/>
+        </w:rPr>
+        <w:t>:</w:t>
+      </w:r>
+      <w:proofErr w:type="gramEnd"/>
+      <w:r>
+        <w:rPr>
+          <w:b/>
+          <w:bCs/>
+          <w:lang w:val="en-US"/>
+        </w:rPr>
         <w:t xml:space="preserve"> </w:t>
       </w:r>
-      <w:proofErr w:type="gramStart"/>
-      <w:r>
-        <w:rPr>
-          <w:b/>
-          <w:bCs/>
-          <w:color w:val="EE0000"/>
-          <w:lang w:val="en-US"/>
-        </w:rPr>
-        <w:t>not</w:t>
-      </w:r>
-      <w:r>
-        <w:rPr>
-          <w:b/>
-          <w:bCs/>
-          <w:lang w:val="en-US"/>
-        </w:rPr>
-        <w:t xml:space="preserve"> like</w:t>
-      </w:r>
-      <w:proofErr w:type="gramEnd"/>
-      <w:r>
-        <w:rPr>
-          <w:b/>
-          <w:bCs/>
-          <w:lang w:val="en-US"/>
-        </w:rPr>
-        <w:t xml:space="preserve"> '90</w:t>
-      </w:r>
-      <w:proofErr w:type="gramStart"/>
-      <w:r>
-        <w:rPr>
-          <w:b/>
-          <w:bCs/>
-          <w:lang w:val="en-US"/>
-        </w:rPr>
-        <w:t>';</w:t>
-      </w:r>
-      <w:proofErr w:type="gramEnd"/>
-    </w:p>
-    <w:p>
-      <w:pPr>
-        <w:rPr>
-          <w:b/>
-          <w:bCs/>
-          <w:lang w:val="en-US"/>
-        </w:rPr>
-      </w:pPr>
-      <w:r>
-        <w:rPr>
-          <w:lang w:val="en-US"/>
-        </w:rPr>
-        <w:tab/>
-      </w:r>
-      <w:r>
-        <w:rPr>
-          <w:b/>
-          <w:bCs/>
-          <w:lang w:val="en-US"/>
-        </w:rPr>
-        <w:t xml:space="preserve">select * from employee where </w:t>
+      <w:r>
+        <w:rPr>
+          <w:lang w:val="en-US"/>
+        </w:rPr>
+        <w:t xml:space="preserve"> Join is </w:t>
+      </w:r>
+      <w:proofErr w:type="gramStart"/>
+      <w:r>
+        <w:rPr>
+          <w:lang w:val="en-US"/>
+        </w:rPr>
+        <w:t>use</w:t>
+      </w:r>
+      <w:proofErr w:type="gramEnd"/>
+      <w:r>
+        <w:rPr>
+          <w:lang w:val="en-US"/>
+        </w:rPr>
+        <w:t xml:space="preserve"> to retrieve more than one column from more than one table with or without conditions. </w:t>
+      </w:r>
+    </w:p>
+    <w:p>
+      <w:pPr>
+        <w:rPr>
+          <w:lang w:val="en-US"/>
+        </w:rPr>
+      </w:pPr>
+    </w:p>
+    <w:p>
+      <w:pPr>
+        <w:rPr>
+          <w:lang w:val="en-US"/>
+        </w:rPr>
+      </w:pPr>
+      <w:r>
+        <w:rPr>
+          <w:lang w:val="en-US"/>
+        </w:rPr>
+        <w:t>Join without condition (cartesian product or cross join)</w:t>
+      </w:r>
+    </w:p>
+    <w:p>
+      <w:pPr>
+        <w:rPr>
+          <w:lang w:val="en-US"/>
+        </w:rPr>
+      </w:pPr>
+    </w:p>
+    <w:p>
+      <w:pPr>
+        <w:rPr>
+          <w:lang w:val="en-US"/>
+        </w:rPr>
+      </w:pPr>
+      <w:r>
+        <w:rPr>
+          <w:lang w:val="en-US"/>
+        </w:rPr>
+        <w:t xml:space="preserve">Select </w:t>
       </w:r>
       <w:proofErr w:type="spellStart"/>
-      <w:r>
-        <w:rPr>
-          <w:b/>
-          <w:bCs/>
-          <w:lang w:val="en-US"/>
-        </w:rPr>
-        <w:t>manager_id</w:t>
+      <w:proofErr w:type="gramStart"/>
+      <w:r>
+        <w:rPr>
+          <w:lang w:val="en-US"/>
+        </w:rPr>
+        <w:t>fewColumnFromFirstTable,fewColumnFromSecondTable</w:t>
       </w:r>
       <w:proofErr w:type="spellEnd"/>
+      <w:proofErr w:type="gramEnd"/>
+      <w:r>
+        <w:rPr>
+          <w:lang w:val="en-US"/>
+        </w:rPr>
+        <w:t xml:space="preserve"> from </w:t>
+      </w:r>
+      <w:proofErr w:type="spellStart"/>
+      <w:proofErr w:type="gramStart"/>
+      <w:r>
+        <w:rPr>
+          <w:lang w:val="en-US"/>
+        </w:rPr>
+        <w:t>firstTableName,secondTableName</w:t>
+      </w:r>
+      <w:proofErr w:type="spellEnd"/>
+      <w:proofErr w:type="gramEnd"/>
+      <w:r>
+        <w:rPr>
+          <w:lang w:val="en-US"/>
+        </w:rPr>
+        <w:t>;</w:t>
+      </w:r>
+    </w:p>
+    <w:p>
+      <w:pPr>
+        <w:rPr>
+          <w:lang w:val="en-US"/>
+        </w:rPr>
+      </w:pPr>
+    </w:p>
+    <w:p>
+      <w:pPr>
+        <w:rPr>
+          <w:lang w:val="en-US"/>
+        </w:rPr>
+      </w:pPr>
+      <w:r>
+        <w:rPr>
+          <w:lang w:val="en-US"/>
+        </w:rPr>
+        <w:t xml:space="preserve">Output </w:t>
+      </w:r>
+    </w:p>
+    <w:p>
+      <w:pPr>
+        <w:rPr>
+          <w:lang w:val="en-US"/>
+        </w:rPr>
+      </w:pPr>
+    </w:p>
+    <w:p>
+      <w:pPr>
+        <w:rPr>
+          <w:lang w:val="en-US"/>
+        </w:rPr>
+      </w:pPr>
+      <w:r>
+        <w:rPr>
+          <w:lang w:val="en-US"/>
+        </w:rPr>
+        <w:t xml:space="preserve">M*N = </w:t>
+      </w:r>
+    </w:p>
+    <w:p>
+      <w:pPr>
+        <w:rPr>
+          <w:lang w:val="en-US"/>
+        </w:rPr>
+      </w:pPr>
+    </w:p>
+    <w:p>
+      <w:pPr>
+        <w:rPr>
+          <w:b/>
+          <w:bCs/>
+          <w:lang w:val="en-US"/>
+        </w:rPr>
+      </w:pPr>
+      <w:r>
+        <w:rPr>
+          <w:b/>
+          <w:bCs/>
+          <w:lang w:val="en-US"/>
+        </w:rPr>
+        <w:t xml:space="preserve">select </w:t>
+      </w:r>
+      <w:proofErr w:type="spellStart"/>
+      <w:r>
+        <w:rPr>
+          <w:b/>
+          <w:bCs/>
+          <w:lang w:val="en-US"/>
+        </w:rPr>
+        <w:t>first_</w:t>
+      </w:r>
+      <w:proofErr w:type="gramStart"/>
+      <w:r>
+        <w:rPr>
+          <w:b/>
+          <w:bCs/>
+          <w:lang w:val="en-US"/>
+        </w:rPr>
+        <w:t>name,salary</w:t>
+      </w:r>
+      <w:proofErr w:type="gramEnd"/>
+      <w:r>
+        <w:rPr>
+          <w:b/>
+          <w:bCs/>
+          <w:lang w:val="en-US"/>
+        </w:rPr>
+        <w:t>,department_name</w:t>
+      </w:r>
+      <w:proofErr w:type="spellEnd"/>
+      <w:r>
+        <w:rPr>
+          <w:b/>
+          <w:bCs/>
+          <w:lang w:val="en-US"/>
+        </w:rPr>
+        <w:t xml:space="preserve"> from </w:t>
+      </w:r>
+      <w:proofErr w:type="spellStart"/>
+      <w:proofErr w:type="gramStart"/>
+      <w:r>
+        <w:rPr>
+          <w:b/>
+          <w:bCs/>
+          <w:lang w:val="en-US"/>
+        </w:rPr>
+        <w:t>employee,department</w:t>
+      </w:r>
+      <w:proofErr w:type="spellEnd"/>
+      <w:proofErr w:type="gramEnd"/>
+      <w:r>
+        <w:rPr>
+          <w:b/>
+          <w:bCs/>
+          <w:lang w:val="en-US"/>
+        </w:rPr>
+        <w:t>;</w:t>
+      </w:r>
+    </w:p>
+    <w:p>
+      <w:pPr>
+        <w:rPr>
+          <w:lang w:val="en-US"/>
+        </w:rPr>
+      </w:pPr>
+    </w:p>
+    <w:p>
+      <w:pPr>
+        <w:rPr>
+          <w:lang w:val="en-US"/>
+        </w:rPr>
+      </w:pPr>
+      <w:r>
+        <w:rPr>
+          <w:lang w:val="en-US"/>
+        </w:rPr>
+        <w:t xml:space="preserve">Student </w:t>
+      </w:r>
+    </w:p>
+    <w:p>
+      <w:pPr>
+        <w:rPr>
+          <w:lang w:val="en-US"/>
+        </w:rPr>
+      </w:pPr>
+      <w:r>
+        <w:rPr>
+          <w:lang w:val="en-US"/>
+        </w:rPr>
+        <w:t>Raj</w:t>
+      </w:r>
+    </w:p>
+    <w:p>
+      <w:pPr>
+        <w:rPr>
+          <w:lang w:val="en-US"/>
+        </w:rPr>
+      </w:pPr>
+      <w:r>
+        <w:rPr>
+          <w:lang w:val="en-US"/>
+        </w:rPr>
+        <w:t xml:space="preserve">John </w:t>
+      </w:r>
+    </w:p>
+    <w:p>
+      <w:pPr>
+        <w:rPr>
+          <w:lang w:val="en-US"/>
+        </w:rPr>
+      </w:pPr>
+      <w:r>
+        <w:rPr>
+          <w:lang w:val="en-US"/>
+        </w:rPr>
+        <w:lastRenderedPageBreak/>
+        <w:t xml:space="preserve">Technology </w:t>
+      </w:r>
+    </w:p>
+    <w:p>
+      <w:pPr>
+        <w:rPr>
+          <w:lang w:val="en-US"/>
+        </w:rPr>
+      </w:pPr>
+      <w:r>
+        <w:rPr>
+          <w:lang w:val="en-US"/>
+        </w:rPr>
+        <w:t xml:space="preserve">Java </w:t>
+      </w:r>
+    </w:p>
+    <w:p>
+      <w:pPr>
+        <w:rPr>
+          <w:lang w:val="en-US"/>
+        </w:rPr>
+      </w:pPr>
+      <w:r>
+        <w:rPr>
+          <w:lang w:val="en-US"/>
+        </w:rPr>
+        <w:t xml:space="preserve">Python </w:t>
+      </w:r>
+    </w:p>
+    <w:p>
+      <w:pPr>
+        <w:rPr>
+          <w:lang w:val="en-US"/>
+        </w:rPr>
+      </w:pPr>
+    </w:p>
+    <w:p>
+      <w:pPr>
+        <w:rPr>
+          <w:lang w:val="en-US"/>
+        </w:rPr>
+      </w:pPr>
+      <w:r>
+        <w:rPr>
+          <w:lang w:val="en-US"/>
+        </w:rPr>
+        <w:t xml:space="preserve">Below query when 2 tables </w:t>
+      </w:r>
+      <w:proofErr w:type="gramStart"/>
+      <w:r>
+        <w:rPr>
+          <w:lang w:val="en-US"/>
+        </w:rPr>
+        <w:t>contains</w:t>
+      </w:r>
+      <w:proofErr w:type="gramEnd"/>
+      <w:r>
+        <w:rPr>
+          <w:lang w:val="en-US"/>
+        </w:rPr>
+        <w:t xml:space="preserve"> same column name </w:t>
+      </w:r>
+    </w:p>
+    <w:p>
+      <w:pPr>
+        <w:rPr>
+          <w:b/>
+          <w:bCs/>
+          <w:lang w:val="en-US"/>
+        </w:rPr>
+      </w:pPr>
+      <w:r>
+        <w:rPr>
+          <w:b/>
+          <w:bCs/>
+          <w:lang w:val="en-US"/>
+        </w:rPr>
+        <w:t xml:space="preserve">select </w:t>
+      </w:r>
+      <w:proofErr w:type="gramStart"/>
+      <w:r>
+        <w:rPr>
+          <w:b/>
+          <w:bCs/>
+          <w:lang w:val="en-US"/>
+        </w:rPr>
+        <w:t>employee.first</w:t>
+      </w:r>
+      <w:proofErr w:type="gramEnd"/>
+      <w:r>
+        <w:rPr>
+          <w:b/>
+          <w:bCs/>
+          <w:lang w:val="en-US"/>
+        </w:rPr>
+        <w:t>_</w:t>
+      </w:r>
+      <w:proofErr w:type="gramStart"/>
+      <w:r>
+        <w:rPr>
+          <w:b/>
+          <w:bCs/>
+          <w:lang w:val="en-US"/>
+        </w:rPr>
+        <w:t>name,employee</w:t>
+      </w:r>
+      <w:proofErr w:type="gramEnd"/>
+      <w:r>
+        <w:rPr>
+          <w:b/>
+          <w:bCs/>
+          <w:lang w:val="en-US"/>
+        </w:rPr>
+        <w:t>.</w:t>
+      </w:r>
+      <w:proofErr w:type="gramStart"/>
+      <w:r>
+        <w:rPr>
+          <w:b/>
+          <w:bCs/>
+          <w:lang w:val="en-US"/>
+        </w:rPr>
+        <w:t>salary,department</w:t>
+      </w:r>
+      <w:proofErr w:type="gramEnd"/>
+      <w:r>
+        <w:rPr>
+          <w:b/>
+          <w:bCs/>
+          <w:lang w:val="en-US"/>
+        </w:rPr>
+        <w:t>.department_</w:t>
+      </w:r>
+      <w:proofErr w:type="gramStart"/>
+      <w:r>
+        <w:rPr>
+          <w:b/>
+          <w:bCs/>
+          <w:lang w:val="en-US"/>
+        </w:rPr>
+        <w:t>id,department</w:t>
+      </w:r>
+      <w:proofErr w:type="gramEnd"/>
+      <w:r>
+        <w:rPr>
+          <w:b/>
+          <w:bCs/>
+          <w:lang w:val="en-US"/>
+        </w:rPr>
+        <w:t xml:space="preserve">.department_name from </w:t>
+      </w:r>
+      <w:proofErr w:type="spellStart"/>
+      <w:proofErr w:type="gramStart"/>
+      <w:r>
+        <w:rPr>
+          <w:b/>
+          <w:bCs/>
+          <w:lang w:val="en-US"/>
+        </w:rPr>
+        <w:t>employee,department</w:t>
+      </w:r>
+      <w:proofErr w:type="spellEnd"/>
+      <w:proofErr w:type="gramEnd"/>
+      <w:r>
+        <w:rPr>
+          <w:b/>
+          <w:bCs/>
+          <w:lang w:val="en-US"/>
+        </w:rPr>
+        <w:t>;</w:t>
+      </w:r>
+    </w:p>
+    <w:p>
+      <w:pPr>
+        <w:rPr>
+          <w:lang w:val="en-US"/>
+        </w:rPr>
+      </w:pPr>
+    </w:p>
+    <w:p>
+      <w:pPr>
+        <w:rPr>
+          <w:b/>
+          <w:bCs/>
+          <w:lang w:val="en-US"/>
+        </w:rPr>
+      </w:pPr>
+      <w:r>
+        <w:rPr>
+          <w:b/>
+          <w:bCs/>
+          <w:lang w:val="en-US"/>
+        </w:rPr>
+        <w:t xml:space="preserve">table alias </w:t>
+      </w:r>
+    </w:p>
+    <w:p>
+      <w:pPr>
+        <w:rPr>
+          <w:lang w:val="en-US"/>
+        </w:rPr>
+      </w:pPr>
+    </w:p>
+    <w:p>
+      <w:pPr>
+        <w:rPr>
+          <w:b/>
+          <w:bCs/>
+          <w:lang w:val="en-US"/>
+        </w:rPr>
+      </w:pPr>
+      <w:r>
+        <w:rPr>
+          <w:b/>
+          <w:bCs/>
+          <w:lang w:val="en-US"/>
+        </w:rPr>
+        <w:t xml:space="preserve">select </w:t>
+      </w:r>
+      <w:proofErr w:type="gramStart"/>
+      <w:r>
+        <w:rPr>
+          <w:b/>
+          <w:bCs/>
+          <w:lang w:val="en-US"/>
+        </w:rPr>
+        <w:t>emp.first</w:t>
+      </w:r>
+      <w:proofErr w:type="gramEnd"/>
+      <w:r>
+        <w:rPr>
+          <w:b/>
+          <w:bCs/>
+          <w:lang w:val="en-US"/>
+        </w:rPr>
+        <w:t>_</w:t>
+      </w:r>
+      <w:proofErr w:type="gramStart"/>
+      <w:r>
+        <w:rPr>
+          <w:b/>
+          <w:bCs/>
+          <w:lang w:val="en-US"/>
+        </w:rPr>
+        <w:t>name,emp</w:t>
+      </w:r>
+      <w:proofErr w:type="gramEnd"/>
+      <w:r>
+        <w:rPr>
+          <w:b/>
+          <w:bCs/>
+          <w:lang w:val="en-US"/>
+        </w:rPr>
+        <w:t>.</w:t>
+      </w:r>
+      <w:proofErr w:type="gramStart"/>
+      <w:r>
+        <w:rPr>
+          <w:b/>
+          <w:bCs/>
+          <w:lang w:val="en-US"/>
+        </w:rPr>
+        <w:t>salary,dept</w:t>
+      </w:r>
+      <w:proofErr w:type="gramEnd"/>
+      <w:r>
+        <w:rPr>
+          <w:b/>
+          <w:bCs/>
+          <w:lang w:val="en-US"/>
+        </w:rPr>
+        <w:t>.department_</w:t>
+      </w:r>
+      <w:proofErr w:type="gramStart"/>
+      <w:r>
+        <w:rPr>
+          <w:b/>
+          <w:bCs/>
+          <w:lang w:val="en-US"/>
+        </w:rPr>
+        <w:t>id,dept</w:t>
+      </w:r>
+      <w:proofErr w:type="gramEnd"/>
+      <w:r>
+        <w:rPr>
+          <w:b/>
+          <w:bCs/>
+          <w:lang w:val="en-US"/>
+        </w:rPr>
+        <w:t xml:space="preserve">.department_name from employee </w:t>
+      </w:r>
+      <w:proofErr w:type="spellStart"/>
+      <w:proofErr w:type="gramStart"/>
+      <w:r>
+        <w:rPr>
+          <w:b/>
+          <w:bCs/>
+          <w:lang w:val="en-US"/>
+        </w:rPr>
+        <w:t>emp,department</w:t>
+      </w:r>
+      <w:proofErr w:type="spellEnd"/>
+      <w:proofErr w:type="gramEnd"/>
       <w:r>
         <w:rPr>
           <w:b/>
@@ -1892,25 +3305,410 @@
         </w:rPr>
         <w:t xml:space="preserve"> </w:t>
       </w:r>
-      <w:r>
-        <w:rPr>
-          <w:b/>
-          <w:bCs/>
-          <w:color w:val="EE0000"/>
-          <w:lang w:val="en-US"/>
-        </w:rPr>
-        <w:t xml:space="preserve">is not </w:t>
-      </w:r>
-      <w:proofErr w:type="gramStart"/>
-      <w:r>
-        <w:rPr>
-          <w:b/>
-          <w:bCs/>
-          <w:color w:val="EE0000"/>
-          <w:lang w:val="en-US"/>
-        </w:rPr>
-        <w:t>null</w:t>
-      </w:r>
+      <w:proofErr w:type="gramStart"/>
+      <w:r>
+        <w:rPr>
+          <w:b/>
+          <w:bCs/>
+          <w:lang w:val="en-US"/>
+        </w:rPr>
+        <w:t>dept;</w:t>
+      </w:r>
+      <w:proofErr w:type="gramEnd"/>
+    </w:p>
+    <w:p>
+      <w:pPr>
+        <w:rPr>
+          <w:lang w:val="en-US"/>
+        </w:rPr>
+      </w:pPr>
+    </w:p>
+    <w:p>
+      <w:pPr>
+        <w:rPr>
+          <w:lang w:val="en-US"/>
+        </w:rPr>
+      </w:pPr>
+    </w:p>
+    <w:p>
+      <w:pPr>
+        <w:rPr>
+          <w:lang w:val="en-US"/>
+        </w:rPr>
+      </w:pPr>
+      <w:r>
+        <w:rPr>
+          <w:lang w:val="en-US"/>
+        </w:rPr>
+        <w:t xml:space="preserve">2. Inner join (Equi Join) </w:t>
+      </w:r>
+    </w:p>
+    <w:p>
+      <w:pPr>
+        <w:rPr>
+          <w:lang w:val="en-US"/>
+        </w:rPr>
+      </w:pPr>
+    </w:p>
+    <w:p>
+      <w:pPr>
+        <w:rPr>
+          <w:b/>
+          <w:bCs/>
+          <w:lang w:val="en-US"/>
+        </w:rPr>
+      </w:pPr>
+      <w:r>
+        <w:rPr>
+          <w:b/>
+          <w:bCs/>
+          <w:lang w:val="en-US"/>
+        </w:rPr>
+        <w:t xml:space="preserve">Select </w:t>
+      </w:r>
+      <w:proofErr w:type="spellStart"/>
+      <w:proofErr w:type="gramStart"/>
+      <w:r>
+        <w:rPr>
+          <w:b/>
+          <w:bCs/>
+          <w:lang w:val="en-US"/>
+        </w:rPr>
+        <w:t>fewColumnFromFirstTable,fewColumnFromSecondTable</w:t>
+      </w:r>
+      <w:proofErr w:type="spellEnd"/>
+      <w:proofErr w:type="gramEnd"/>
+      <w:r>
+        <w:rPr>
+          <w:b/>
+          <w:bCs/>
+          <w:lang w:val="en-US"/>
+        </w:rPr>
+        <w:t xml:space="preserve"> </w:t>
+      </w:r>
+      <w:proofErr w:type="spellStart"/>
+      <w:r>
+        <w:rPr>
+          <w:b/>
+          <w:bCs/>
+          <w:lang w:val="en-US"/>
+        </w:rPr>
+        <w:t>firstTable</w:t>
+      </w:r>
+      <w:proofErr w:type="spellEnd"/>
+      <w:r>
+        <w:rPr>
+          <w:b/>
+          <w:bCs/>
+          <w:lang w:val="en-US"/>
+        </w:rPr>
+        <w:t xml:space="preserve"> name inner join </w:t>
+      </w:r>
+      <w:proofErr w:type="spellStart"/>
+      <w:r>
+        <w:rPr>
+          <w:b/>
+          <w:bCs/>
+          <w:lang w:val="en-US"/>
+        </w:rPr>
+        <w:t>secondTableName</w:t>
+      </w:r>
+      <w:proofErr w:type="spellEnd"/>
+      <w:r>
+        <w:rPr>
+          <w:b/>
+          <w:bCs/>
+          <w:lang w:val="en-US"/>
+        </w:rPr>
+        <w:t xml:space="preserve"> on </w:t>
+      </w:r>
+      <w:proofErr w:type="spellStart"/>
+      <w:r>
+        <w:rPr>
+          <w:b/>
+          <w:bCs/>
+          <w:lang w:val="en-US"/>
+        </w:rPr>
+        <w:t>firstTableCommonColumn</w:t>
+      </w:r>
+      <w:proofErr w:type="spellEnd"/>
+      <w:r>
+        <w:rPr>
+          <w:b/>
+          <w:bCs/>
+          <w:lang w:val="en-US"/>
+        </w:rPr>
+        <w:t>=</w:t>
+      </w:r>
+      <w:proofErr w:type="spellStart"/>
+      <w:r>
+        <w:rPr>
+          <w:b/>
+          <w:bCs/>
+          <w:lang w:val="en-US"/>
+        </w:rPr>
+        <w:t>secondTableCommonColumn</w:t>
+      </w:r>
+      <w:proofErr w:type="spellEnd"/>
+      <w:r>
+        <w:rPr>
+          <w:b/>
+          <w:bCs/>
+          <w:lang w:val="en-US"/>
+        </w:rPr>
+        <w:t xml:space="preserve">. </w:t>
+      </w:r>
+    </w:p>
+    <w:p>
+      <w:pPr>
+        <w:rPr>
+          <w:lang w:val="en-US"/>
+        </w:rPr>
+      </w:pPr>
+    </w:p>
+    <w:p>
+      <w:pPr>
+        <w:rPr>
+          <w:lang w:val="en-US"/>
+        </w:rPr>
+      </w:pPr>
+      <w:r>
+        <w:rPr>
+          <w:lang w:val="en-US"/>
+        </w:rPr>
+        <w:t xml:space="preserve">It </w:t>
+      </w:r>
+      <w:proofErr w:type="gramStart"/>
+      <w:r>
+        <w:rPr>
+          <w:lang w:val="en-US"/>
+        </w:rPr>
+        <w:t>display</w:t>
+      </w:r>
+      <w:proofErr w:type="gramEnd"/>
+      <w:r>
+        <w:rPr>
+          <w:lang w:val="en-US"/>
+        </w:rPr>
+        <w:t xml:space="preserve"> only </w:t>
+      </w:r>
+      <w:proofErr w:type="gramStart"/>
+      <w:r>
+        <w:rPr>
+          <w:lang w:val="en-US"/>
+        </w:rPr>
+        <w:t>those record</w:t>
+      </w:r>
+      <w:proofErr w:type="gramEnd"/>
+      <w:r>
+        <w:rPr>
+          <w:lang w:val="en-US"/>
+        </w:rPr>
+        <w:t xml:space="preserve"> which </w:t>
+      </w:r>
+      <w:proofErr w:type="gramStart"/>
+      <w:r>
+        <w:rPr>
+          <w:lang w:val="en-US"/>
+        </w:rPr>
+        <w:t>present</w:t>
+      </w:r>
+      <w:proofErr w:type="gramEnd"/>
+      <w:r>
+        <w:rPr>
+          <w:lang w:val="en-US"/>
+        </w:rPr>
+        <w:t xml:space="preserve"> in both the </w:t>
+      </w:r>
+      <w:proofErr w:type="gramStart"/>
+      <w:r>
+        <w:rPr>
+          <w:lang w:val="en-US"/>
+        </w:rPr>
+        <w:t>tables(</w:t>
+      </w:r>
+      <w:proofErr w:type="gramEnd"/>
+      <w:r>
+        <w:rPr>
+          <w:lang w:val="en-US"/>
+        </w:rPr>
+        <w:t>common records).</w:t>
+      </w:r>
+    </w:p>
+    <w:p>
+      <w:pPr>
+        <w:rPr>
+          <w:lang w:val="en-US"/>
+        </w:rPr>
+      </w:pPr>
+    </w:p>
+    <w:p>
+      <w:pPr>
+        <w:rPr>
+          <w:b/>
+          <w:bCs/>
+          <w:lang w:val="en-US"/>
+        </w:rPr>
+      </w:pPr>
+    </w:p>
+    <w:p>
+      <w:pPr>
+        <w:rPr>
+          <w:b/>
+          <w:bCs/>
+          <w:lang w:val="en-US"/>
+        </w:rPr>
+      </w:pPr>
+    </w:p>
+    <w:p>
+      <w:pPr>
+        <w:rPr>
+          <w:b/>
+          <w:bCs/>
+          <w:lang w:val="en-US"/>
+        </w:rPr>
+      </w:pPr>
+    </w:p>
+    <w:p>
+      <w:pPr>
+        <w:rPr>
+          <w:b/>
+          <w:bCs/>
+          <w:lang w:val="en-US"/>
+        </w:rPr>
+      </w:pPr>
+    </w:p>
+    <w:p>
+      <w:pPr>
+        <w:rPr>
+          <w:b/>
+          <w:bCs/>
+          <w:lang w:val="en-US"/>
+        </w:rPr>
+      </w:pPr>
+    </w:p>
+    <w:p>
+      <w:pPr>
+        <w:rPr>
+          <w:b/>
+          <w:bCs/>
+          <w:lang w:val="en-US"/>
+        </w:rPr>
+      </w:pPr>
+    </w:p>
+    <w:p>
+      <w:pPr>
+        <w:rPr>
+          <w:lang w:val="en-US"/>
+        </w:rPr>
+      </w:pPr>
+      <w:r>
+        <w:rPr>
+          <w:lang w:val="en-US"/>
+        </w:rPr>
+        <w:lastRenderedPageBreak/>
+        <w:t xml:space="preserve">Inner join </w:t>
+      </w:r>
+    </w:p>
+    <w:p>
+      <w:pPr>
+        <w:rPr>
+          <w:b/>
+          <w:bCs/>
+          <w:lang w:val="en-US"/>
+        </w:rPr>
+      </w:pPr>
+      <w:r>
+        <w:rPr>
+          <w:b/>
+          <w:bCs/>
+          <w:lang w:val="en-US"/>
+        </w:rPr>
+        <w:t xml:space="preserve">select </w:t>
+      </w:r>
+      <w:proofErr w:type="spellStart"/>
+      <w:proofErr w:type="gramStart"/>
+      <w:r>
+        <w:rPr>
+          <w:b/>
+          <w:bCs/>
+          <w:lang w:val="en-US"/>
+        </w:rPr>
+        <w:t>emp.first</w:t>
+      </w:r>
+      <w:proofErr w:type="gramEnd"/>
+      <w:r>
+        <w:rPr>
+          <w:b/>
+          <w:bCs/>
+          <w:lang w:val="en-US"/>
+        </w:rPr>
+        <w:t>_</w:t>
+      </w:r>
+      <w:proofErr w:type="gramStart"/>
+      <w:r>
+        <w:rPr>
+          <w:b/>
+          <w:bCs/>
+          <w:lang w:val="en-US"/>
+        </w:rPr>
+        <w:t>name,job.job</w:t>
+      </w:r>
+      <w:proofErr w:type="gramEnd"/>
+      <w:r>
+        <w:rPr>
+          <w:b/>
+          <w:bCs/>
+          <w:lang w:val="en-US"/>
+        </w:rPr>
+        <w:t>_title</w:t>
+      </w:r>
+      <w:proofErr w:type="spellEnd"/>
+      <w:r>
+        <w:rPr>
+          <w:b/>
+          <w:bCs/>
+          <w:lang w:val="en-US"/>
+        </w:rPr>
+        <w:t xml:space="preserve"> from employee emp inner join jobs job on </w:t>
+      </w:r>
+      <w:proofErr w:type="spellStart"/>
+      <w:r>
+        <w:rPr>
+          <w:b/>
+          <w:bCs/>
+          <w:lang w:val="en-US"/>
+        </w:rPr>
+        <w:t>emp.job_id</w:t>
+      </w:r>
+      <w:proofErr w:type="spellEnd"/>
+      <w:r>
+        <w:rPr>
+          <w:b/>
+          <w:bCs/>
+          <w:lang w:val="en-US"/>
+        </w:rPr>
+        <w:t>=</w:t>
+      </w:r>
+      <w:proofErr w:type="spellStart"/>
+      <w:r>
+        <w:rPr>
+          <w:b/>
+          <w:bCs/>
+          <w:lang w:val="en-US"/>
+        </w:rPr>
+        <w:t>job.job_</w:t>
+      </w:r>
+      <w:proofErr w:type="gramStart"/>
+      <w:r>
+        <w:rPr>
+          <w:b/>
+          <w:bCs/>
+          <w:lang w:val="en-US"/>
+        </w:rPr>
+        <w:t>id</w:t>
+      </w:r>
+      <w:proofErr w:type="spellEnd"/>
       <w:r>
         <w:rPr>
           <w:b/>
@@ -1930,19 +3728,833 @@
     </w:p>
     <w:p>
       <w:pPr>
+        <w:rPr>
+          <w:lang w:val="en-US"/>
+        </w:rPr>
+      </w:pPr>
+      <w:r>
+        <w:rPr>
+          <w:lang w:val="en-US"/>
+        </w:rPr>
+        <w:t xml:space="preserve">Outer join </w:t>
+      </w:r>
+    </w:p>
+    <w:p>
+      <w:pPr>
+        <w:pStyle w:val="ListParagraph"/>
+        <w:numPr>
+          <w:ilvl w:val="0"/>
+          <w:numId w:val="9"/>
+        </w:numPr>
+        <w:rPr>
+          <w:lang w:val="en-US"/>
+        </w:rPr>
+      </w:pPr>
+      <w:r>
+        <w:rPr>
+          <w:lang w:val="en-US"/>
+        </w:rPr>
+        <w:t xml:space="preserve">left outer join </w:t>
+      </w:r>
+    </w:p>
+    <w:p>
+      <w:pPr>
+        <w:pStyle w:val="ListParagraph"/>
+        <w:ind w:left="1080"/>
+        <w:rPr>
+          <w:lang w:val="en-US"/>
+        </w:rPr>
+      </w:pPr>
+      <w:r>
+        <w:rPr>
+          <w:lang w:val="en-US"/>
+        </w:rPr>
+        <w:t>common + remaining records from 1</w:t>
+      </w:r>
+      <w:r>
+        <w:rPr>
+          <w:vertAlign w:val="superscript"/>
+          <w:lang w:val="en-US"/>
+        </w:rPr>
+        <w:t>st</w:t>
+      </w:r>
+      <w:r>
+        <w:rPr>
+          <w:lang w:val="en-US"/>
+        </w:rPr>
+        <w:t xml:space="preserve"> table </w:t>
+      </w:r>
+    </w:p>
+    <w:p>
+      <w:pPr>
+        <w:rPr>
+          <w:b/>
+          <w:bCs/>
+          <w:lang w:val="en-US"/>
+        </w:rPr>
+      </w:pPr>
+      <w:r>
+        <w:rPr>
+          <w:b/>
+          <w:bCs/>
+          <w:lang w:val="en-US"/>
+        </w:rPr>
+        <w:t xml:space="preserve">select </w:t>
+      </w:r>
+      <w:proofErr w:type="spellStart"/>
+      <w:proofErr w:type="gramStart"/>
+      <w:r>
+        <w:rPr>
+          <w:b/>
+          <w:bCs/>
+          <w:lang w:val="en-US"/>
+        </w:rPr>
+        <w:t>emp.first</w:t>
+      </w:r>
+      <w:proofErr w:type="gramEnd"/>
+      <w:r>
+        <w:rPr>
+          <w:b/>
+          <w:bCs/>
+          <w:lang w:val="en-US"/>
+        </w:rPr>
+        <w:t>_</w:t>
+      </w:r>
+      <w:proofErr w:type="gramStart"/>
+      <w:r>
+        <w:rPr>
+          <w:b/>
+          <w:bCs/>
+          <w:lang w:val="en-US"/>
+        </w:rPr>
+        <w:t>name,job.job</w:t>
+      </w:r>
+      <w:proofErr w:type="gramEnd"/>
+      <w:r>
+        <w:rPr>
+          <w:b/>
+          <w:bCs/>
+          <w:lang w:val="en-US"/>
+        </w:rPr>
+        <w:t>_title</w:t>
+      </w:r>
+      <w:proofErr w:type="spellEnd"/>
+      <w:r>
+        <w:rPr>
+          <w:b/>
+          <w:bCs/>
+          <w:lang w:val="en-US"/>
+        </w:rPr>
+        <w:t xml:space="preserve"> from employee emp </w:t>
+      </w:r>
+      <w:r>
+        <w:rPr>
+          <w:b/>
+          <w:bCs/>
+          <w:lang w:val="en-US"/>
+        </w:rPr>
+        <w:t>left outer</w:t>
+      </w:r>
+      <w:r>
+        <w:rPr>
+          <w:b/>
+          <w:bCs/>
+          <w:lang w:val="en-US"/>
+        </w:rPr>
+        <w:t xml:space="preserve"> join jobs job on </w:t>
+      </w:r>
+      <w:proofErr w:type="spellStart"/>
+      <w:r>
+        <w:rPr>
+          <w:b/>
+          <w:bCs/>
+          <w:lang w:val="en-US"/>
+        </w:rPr>
+        <w:t>emp.job_id</w:t>
+      </w:r>
+      <w:proofErr w:type="spellEnd"/>
+      <w:r>
+        <w:rPr>
+          <w:b/>
+          <w:bCs/>
+          <w:lang w:val="en-US"/>
+        </w:rPr>
+        <w:t>=</w:t>
+      </w:r>
+      <w:proofErr w:type="spellStart"/>
+      <w:r>
+        <w:rPr>
+          <w:b/>
+          <w:bCs/>
+          <w:lang w:val="en-US"/>
+        </w:rPr>
+        <w:t>job.job_</w:t>
+      </w:r>
+      <w:proofErr w:type="gramStart"/>
+      <w:r>
+        <w:rPr>
+          <w:b/>
+          <w:bCs/>
+          <w:lang w:val="en-US"/>
+        </w:rPr>
+        <w:t>id</w:t>
+      </w:r>
+      <w:proofErr w:type="spellEnd"/>
+      <w:r>
+        <w:rPr>
+          <w:b/>
+          <w:bCs/>
+          <w:lang w:val="en-US"/>
+        </w:rPr>
+        <w:t>;</w:t>
+      </w:r>
+      <w:proofErr w:type="gramEnd"/>
+    </w:p>
+    <w:p>
+      <w:pPr>
+        <w:pStyle w:val="ListParagraph"/>
+        <w:ind w:left="1080"/>
+        <w:rPr>
+          <w:lang w:val="en-US"/>
+        </w:rPr>
+      </w:pPr>
+    </w:p>
+    <w:p>
+      <w:pPr>
+        <w:pStyle w:val="ListParagraph"/>
+        <w:ind w:left="1080"/>
+        <w:rPr>
+          <w:lang w:val="en-US"/>
+        </w:rPr>
+      </w:pPr>
+    </w:p>
+    <w:p>
+      <w:pPr>
+        <w:pStyle w:val="ListParagraph"/>
+        <w:numPr>
+          <w:ilvl w:val="0"/>
+          <w:numId w:val="9"/>
+        </w:numPr>
+        <w:rPr>
+          <w:lang w:val="en-US"/>
+        </w:rPr>
+      </w:pPr>
+      <w:r>
+        <w:rPr>
+          <w:lang w:val="en-US"/>
+        </w:rPr>
+        <w:t xml:space="preserve">right outer join </w:t>
+      </w:r>
+    </w:p>
+    <w:p>
+      <w:pPr>
+        <w:ind w:left="1080"/>
+        <w:rPr>
+          <w:lang w:val="en-US"/>
+        </w:rPr>
+      </w:pPr>
+      <w:r>
+        <w:rPr>
+          <w:lang w:val="en-US"/>
+        </w:rPr>
+        <w:t>common + remaining records from 2</w:t>
+      </w:r>
+      <w:r>
+        <w:rPr>
+          <w:vertAlign w:val="superscript"/>
+          <w:lang w:val="en-US"/>
+        </w:rPr>
+        <w:t>nd</w:t>
+      </w:r>
+      <w:r>
+        <w:rPr>
+          <w:lang w:val="en-US"/>
+        </w:rPr>
+        <w:t xml:space="preserve"> tables. </w:t>
+      </w:r>
+    </w:p>
+    <w:p>
+      <w:pPr>
+        <w:rPr>
+          <w:b/>
+          <w:bCs/>
+          <w:lang w:val="en-US"/>
+        </w:rPr>
+      </w:pPr>
+      <w:r>
+        <w:rPr>
+          <w:b/>
+          <w:bCs/>
+          <w:lang w:val="en-US"/>
+        </w:rPr>
+        <w:t xml:space="preserve">select </w:t>
+      </w:r>
+      <w:proofErr w:type="spellStart"/>
+      <w:proofErr w:type="gramStart"/>
+      <w:r>
+        <w:rPr>
+          <w:b/>
+          <w:bCs/>
+          <w:lang w:val="en-US"/>
+        </w:rPr>
+        <w:t>emp.first</w:t>
+      </w:r>
+      <w:proofErr w:type="gramEnd"/>
+      <w:r>
+        <w:rPr>
+          <w:b/>
+          <w:bCs/>
+          <w:lang w:val="en-US"/>
+        </w:rPr>
+        <w:t>_</w:t>
+      </w:r>
+      <w:proofErr w:type="gramStart"/>
+      <w:r>
+        <w:rPr>
+          <w:b/>
+          <w:bCs/>
+          <w:lang w:val="en-US"/>
+        </w:rPr>
+        <w:t>name,job.job</w:t>
+      </w:r>
+      <w:proofErr w:type="gramEnd"/>
+      <w:r>
+        <w:rPr>
+          <w:b/>
+          <w:bCs/>
+          <w:lang w:val="en-US"/>
+        </w:rPr>
+        <w:t>_title</w:t>
+      </w:r>
+      <w:proofErr w:type="spellEnd"/>
+      <w:r>
+        <w:rPr>
+          <w:b/>
+          <w:bCs/>
+          <w:lang w:val="en-US"/>
+        </w:rPr>
+        <w:t xml:space="preserve"> from employee emp </w:t>
+      </w:r>
+      <w:r>
+        <w:rPr>
+          <w:b/>
+          <w:bCs/>
+          <w:lang w:val="en-US"/>
+        </w:rPr>
+        <w:t>right</w:t>
+      </w:r>
+      <w:r>
+        <w:rPr>
+          <w:b/>
+          <w:bCs/>
+          <w:lang w:val="en-US"/>
+        </w:rPr>
+        <w:t xml:space="preserve"> outer</w:t>
+      </w:r>
+      <w:r>
+        <w:rPr>
+          <w:b/>
+          <w:bCs/>
+          <w:lang w:val="en-US"/>
+        </w:rPr>
+        <w:t xml:space="preserve"> join jobs job on </w:t>
+      </w:r>
+      <w:proofErr w:type="spellStart"/>
+      <w:r>
+        <w:rPr>
+          <w:b/>
+          <w:bCs/>
+          <w:lang w:val="en-US"/>
+        </w:rPr>
+        <w:t>emp.job_id</w:t>
+      </w:r>
+      <w:proofErr w:type="spellEnd"/>
+      <w:r>
+        <w:rPr>
+          <w:b/>
+          <w:bCs/>
+          <w:lang w:val="en-US"/>
+        </w:rPr>
+        <w:t>=</w:t>
+      </w:r>
+      <w:proofErr w:type="spellStart"/>
+      <w:r>
+        <w:rPr>
+          <w:b/>
+          <w:bCs/>
+          <w:lang w:val="en-US"/>
+        </w:rPr>
+        <w:t>job.job_</w:t>
+      </w:r>
+      <w:proofErr w:type="gramStart"/>
+      <w:r>
+        <w:rPr>
+          <w:b/>
+          <w:bCs/>
+          <w:lang w:val="en-US"/>
+        </w:rPr>
+        <w:t>id</w:t>
+      </w:r>
+      <w:proofErr w:type="spellEnd"/>
+      <w:r>
+        <w:rPr>
+          <w:b/>
+          <w:bCs/>
+          <w:lang w:val="en-US"/>
+        </w:rPr>
+        <w:t>;</w:t>
+      </w:r>
+      <w:proofErr w:type="gramEnd"/>
+    </w:p>
+    <w:p>
+      <w:pPr>
+        <w:rPr>
+          <w:b/>
+          <w:bCs/>
+          <w:lang w:val="en-US"/>
+        </w:rPr>
+      </w:pPr>
+    </w:p>
+    <w:p>
+      <w:pPr>
+        <w:pStyle w:val="ListParagraph"/>
+        <w:numPr>
+          <w:ilvl w:val="0"/>
+          <w:numId w:val="9"/>
+        </w:numPr>
+        <w:rPr>
+          <w:lang w:val="en-US"/>
+        </w:rPr>
+      </w:pPr>
+      <w:r>
+        <w:rPr>
+          <w:lang w:val="en-US"/>
+        </w:rPr>
+        <w:t xml:space="preserve">full </w:t>
+      </w:r>
+      <w:proofErr w:type="gramStart"/>
+      <w:r>
+        <w:rPr>
+          <w:lang w:val="en-US"/>
+        </w:rPr>
+        <w:t>join :</w:t>
+      </w:r>
+      <w:proofErr w:type="gramEnd"/>
+      <w:r>
+        <w:rPr>
+          <w:lang w:val="en-US"/>
+        </w:rPr>
+        <w:t xml:space="preserve"> </w:t>
+      </w:r>
+    </w:p>
+    <w:p>
+      <w:pPr>
+        <w:pStyle w:val="ListParagraph"/>
+        <w:ind w:left="1080"/>
+        <w:rPr>
+          <w:lang w:val="en-US"/>
+        </w:rPr>
+      </w:pPr>
+      <w:r>
+        <w:rPr>
+          <w:lang w:val="en-US"/>
+        </w:rPr>
+        <w:t xml:space="preserve">common + left table remaining record + right table remaining record. </w:t>
+      </w:r>
+    </w:p>
+    <w:p>
+      <w:pPr>
+        <w:rPr>
+          <w:lang w:val="en-US"/>
+        </w:rPr>
+      </w:pPr>
+      <w:r>
+        <w:rPr>
+          <w:lang w:val="en-US"/>
+        </w:rPr>
+        <w:t xml:space="preserve">4. </w:t>
+      </w:r>
+      <w:proofErr w:type="spellStart"/>
+      <w:r>
+        <w:rPr>
+          <w:lang w:val="en-US"/>
+        </w:rPr>
+        <w:t xml:space="preserve">self </w:t>
+      </w:r>
+      <w:proofErr w:type="gramStart"/>
+      <w:r>
+        <w:rPr>
+          <w:lang w:val="en-US"/>
+        </w:rPr>
+        <w:t>join</w:t>
+      </w:r>
+      <w:proofErr w:type="spellEnd"/>
+      <w:r>
+        <w:rPr>
+          <w:lang w:val="en-US"/>
+        </w:rPr>
+        <w:t xml:space="preserve"> :</w:t>
+      </w:r>
+      <w:proofErr w:type="gramEnd"/>
+      <w:r>
+        <w:rPr>
+          <w:lang w:val="en-US"/>
+        </w:rPr>
+        <w:t xml:space="preserve"> </w:t>
+      </w:r>
+      <w:r>
+        <w:rPr>
+          <w:lang w:val="en-US"/>
+        </w:rPr>
+        <w:t xml:space="preserve">it is a type </w:t>
+      </w:r>
+      <w:proofErr w:type="gramStart"/>
+      <w:r>
+        <w:rPr>
+          <w:lang w:val="en-US"/>
+        </w:rPr>
+        <w:t>of join</w:t>
+      </w:r>
+      <w:proofErr w:type="gramEnd"/>
+      <w:r>
+        <w:rPr>
+          <w:lang w:val="en-US"/>
+        </w:rPr>
+        <w:t xml:space="preserve"> joining the same table itself is known as self-Join. </w:t>
+      </w:r>
+    </w:p>
+    <w:p>
+      <w:pPr>
+        <w:rPr>
+          <w:lang w:val="en-US"/>
+        </w:rPr>
+      </w:pPr>
+    </w:p>
+    <w:p>
+      <w:pPr>
+        <w:rPr>
+          <w:b/>
+          <w:bCs/>
+          <w:lang w:val="en-US"/>
+        </w:rPr>
+      </w:pPr>
+      <w:proofErr w:type="spellStart"/>
+      <w:r>
+        <w:rPr>
+          <w:b/>
+          <w:bCs/>
+          <w:lang w:val="en-US"/>
+        </w:rPr>
+        <w:t xml:space="preserve">Self </w:t>
+      </w:r>
+      <w:proofErr w:type="gramStart"/>
+      <w:r>
+        <w:rPr>
+          <w:b/>
+          <w:bCs/>
+          <w:lang w:val="en-US"/>
+        </w:rPr>
+        <w:t>join</w:t>
+      </w:r>
+      <w:proofErr w:type="spellEnd"/>
+      <w:proofErr w:type="gramEnd"/>
+      <w:r>
+        <w:rPr>
+          <w:b/>
+          <w:bCs/>
+          <w:lang w:val="en-US"/>
+        </w:rPr>
+        <w:t xml:space="preserve"> with same table </w:t>
+      </w:r>
+    </w:p>
+    <w:p>
+      <w:pPr>
+        <w:rPr>
+          <w:lang w:val="en-US"/>
+        </w:rPr>
+      </w:pPr>
+    </w:p>
+    <w:p>
+      <w:pPr>
+        <w:rPr>
+          <w:b/>
+          <w:bCs/>
+          <w:lang w:val="en-US"/>
+        </w:rPr>
+      </w:pPr>
+      <w:r>
+        <w:rPr>
+          <w:b/>
+          <w:bCs/>
+          <w:lang w:val="en-US"/>
+        </w:rPr>
+        <w:t>select emp1.first_</w:t>
+      </w:r>
+      <w:proofErr w:type="gramStart"/>
+      <w:r>
+        <w:rPr>
+          <w:b/>
+          <w:bCs/>
+          <w:lang w:val="en-US"/>
+        </w:rPr>
+        <w:t>name,emp1.job</w:t>
+      </w:r>
+      <w:proofErr w:type="gramEnd"/>
+      <w:r>
+        <w:rPr>
+          <w:b/>
+          <w:bCs/>
+          <w:lang w:val="en-US"/>
+        </w:rPr>
+        <w:t>_</w:t>
+      </w:r>
+      <w:proofErr w:type="gramStart"/>
+      <w:r>
+        <w:rPr>
+          <w:b/>
+          <w:bCs/>
+          <w:lang w:val="en-US"/>
+        </w:rPr>
+        <w:t>id,emp2.first</w:t>
+      </w:r>
+      <w:proofErr w:type="gramEnd"/>
+      <w:r>
+        <w:rPr>
+          <w:b/>
+          <w:bCs/>
+          <w:lang w:val="en-US"/>
+        </w:rPr>
+        <w:t>_</w:t>
+      </w:r>
+      <w:proofErr w:type="gramStart"/>
+      <w:r>
+        <w:rPr>
+          <w:b/>
+          <w:bCs/>
+          <w:lang w:val="en-US"/>
+        </w:rPr>
+        <w:t>name,emp2.job</w:t>
+      </w:r>
+      <w:proofErr w:type="gramEnd"/>
+      <w:r>
+        <w:rPr>
+          <w:b/>
+          <w:bCs/>
+          <w:lang w:val="en-US"/>
+        </w:rPr>
+        <w:t>_id from employee emp1 inner join employee emp2 on emp1.employee_id=emp2.manager_</w:t>
+      </w:r>
+      <w:proofErr w:type="gramStart"/>
+      <w:r>
+        <w:rPr>
+          <w:b/>
+          <w:bCs/>
+          <w:lang w:val="en-US"/>
+        </w:rPr>
+        <w:t>id;</w:t>
+      </w:r>
+      <w:proofErr w:type="gramEnd"/>
+    </w:p>
+    <w:p>
+      <w:pPr>
+        <w:rPr>
+          <w:lang w:val="en-US"/>
+        </w:rPr>
+      </w:pPr>
+    </w:p>
+    <w:p>
+      <w:pPr>
+        <w:rPr>
+          <w:lang w:val="en-US"/>
+        </w:rPr>
+      </w:pPr>
+      <w:r>
+        <w:rPr>
+          <w:lang w:val="en-US"/>
+        </w:rPr>
+        <w:t xml:space="preserve">Join rule (number of tables </w:t>
+      </w:r>
+      <w:proofErr w:type="spellStart"/>
+      <w:r>
+        <w:rPr>
+          <w:lang w:val="en-US"/>
+        </w:rPr>
+        <w:t>ie</w:t>
+      </w:r>
+      <w:proofErr w:type="spellEnd"/>
+      <w:r>
+        <w:rPr>
+          <w:lang w:val="en-US"/>
+        </w:rPr>
+        <w:t xml:space="preserve"> n minimum condition must be n-1)</w:t>
+      </w:r>
+    </w:p>
+    <w:p>
+      <w:pPr>
+        <w:rPr>
+          <w:lang w:val="en-US"/>
+        </w:rPr>
+      </w:pPr>
+    </w:p>
+    <w:p>
+      <w:pPr>
+        <w:rPr>
+          <w:lang w:val="en-US"/>
+        </w:rPr>
+      </w:pPr>
+      <w:r>
+        <w:rPr>
+          <w:lang w:val="en-US"/>
+        </w:rPr>
+        <w:t xml:space="preserve">select </w:t>
+      </w:r>
+      <w:r>
+        <w:rPr>
+          <w:highlight w:val="yellow"/>
+          <w:lang w:val="en-US"/>
+        </w:rPr>
+        <w:t>emp1.first_</w:t>
+      </w:r>
+      <w:proofErr w:type="gramStart"/>
+      <w:r>
+        <w:rPr>
+          <w:highlight w:val="yellow"/>
+          <w:lang w:val="en-US"/>
+        </w:rPr>
+        <w:t>name</w:t>
+      </w:r>
+      <w:r>
+        <w:rPr>
+          <w:lang w:val="en-US"/>
+        </w:rPr>
+        <w:t>,</w:t>
+      </w:r>
+      <w:r>
+        <w:rPr>
+          <w:highlight w:val="yellow"/>
+          <w:lang w:val="en-US"/>
+        </w:rPr>
+        <w:t>job1.job</w:t>
+      </w:r>
+      <w:proofErr w:type="gramEnd"/>
+      <w:r>
+        <w:rPr>
+          <w:highlight w:val="yellow"/>
+          <w:lang w:val="en-US"/>
+        </w:rPr>
+        <w:t>_title</w:t>
+      </w:r>
+      <w:r>
+        <w:rPr>
+          <w:lang w:val="en-US"/>
+        </w:rPr>
+        <w:t xml:space="preserve">, </w:t>
+      </w:r>
+      <w:r>
+        <w:rPr>
+          <w:highlight w:val="yellow"/>
+          <w:lang w:val="en-US"/>
+        </w:rPr>
+        <w:t>emp2.first_</w:t>
+      </w:r>
+      <w:proofErr w:type="gramStart"/>
+      <w:r>
+        <w:rPr>
+          <w:highlight w:val="yellow"/>
+          <w:lang w:val="en-US"/>
+        </w:rPr>
+        <w:t>name</w:t>
+      </w:r>
+      <w:r>
+        <w:rPr>
+          <w:lang w:val="en-US"/>
+        </w:rPr>
+        <w:t>,</w:t>
+      </w:r>
+      <w:r>
+        <w:rPr>
+          <w:highlight w:val="yellow"/>
+          <w:lang w:val="en-US"/>
+        </w:rPr>
+        <w:t>job2.job</w:t>
+      </w:r>
+      <w:proofErr w:type="gramEnd"/>
+      <w:r>
+        <w:rPr>
+          <w:highlight w:val="yellow"/>
+          <w:lang w:val="en-US"/>
+        </w:rPr>
+        <w:t>_title</w:t>
+      </w:r>
+      <w:r>
+        <w:rPr>
+          <w:lang w:val="en-US"/>
+        </w:rPr>
+        <w:t xml:space="preserve"> from jobs job1 inner join employee emp1 inner join employee emp2 inner join jobs job2 on </w:t>
+      </w:r>
+      <w:r>
+        <w:rPr>
+          <w:highlight w:val="yellow"/>
+          <w:lang w:val="en-US"/>
+        </w:rPr>
+        <w:t>emp1.employee_id=emp2.manager_id</w:t>
+      </w:r>
+      <w:r>
+        <w:rPr>
+          <w:lang w:val="en-US"/>
+        </w:rPr>
+        <w:t xml:space="preserve"> </w:t>
+      </w:r>
+      <w:r>
+        <w:rPr>
+          <w:highlight w:val="yellow"/>
+          <w:lang w:val="en-US"/>
+        </w:rPr>
+        <w:t>and emp1.job_id=job1.job_id</w:t>
+      </w:r>
+      <w:r>
+        <w:rPr>
+          <w:lang w:val="en-US"/>
+        </w:rPr>
+        <w:t xml:space="preserve"> and </w:t>
+      </w:r>
+      <w:r>
+        <w:rPr>
+          <w:highlight w:val="yellow"/>
+          <w:lang w:val="en-US"/>
+        </w:rPr>
+        <w:t>emp2.job_id=job2.job_</w:t>
+      </w:r>
+      <w:proofErr w:type="gramStart"/>
+      <w:r>
+        <w:rPr>
+          <w:highlight w:val="yellow"/>
+          <w:lang w:val="en-US"/>
+        </w:rPr>
+        <w:t>id</w:t>
+      </w:r>
+      <w:r>
+        <w:rPr>
+          <w:lang w:val="en-US"/>
+        </w:rPr>
+        <w:t>;</w:t>
+      </w:r>
+      <w:proofErr w:type="gramEnd"/>
+    </w:p>
+    <w:p>
+      <w:pPr>
         <w:ind w:left="720"/>
         <w:rPr>
           <w:lang w:val="en-US"/>
         </w:rPr>
       </w:pPr>
-    </w:p>
-    <w:p>
-      <w:pPr>
-        <w:ind w:left="720"/>
-        <w:rPr>
-          <w:lang w:val="en-US"/>
-        </w:rPr>
-      </w:pPr>
+      <w:r>
+        <w:rPr>
+          <w:lang w:val="en-US"/>
+        </w:rPr>
+        <w:lastRenderedPageBreak/>
+        <w:t>job1 link to emp1 link with emp2 link with job2</w:t>
+      </w:r>
     </w:p>
     <w:p>
       <w:pPr>
@@ -2557,6 +5169,95 @@
     </w:lvl>
   </w:abstractNum>
   <w:abstractNum w:abstractNumId="6" w15:restartNumberingAfterBreak="0">
+    <w:nsid w:val="5C002309"/>
+    <w:multiLevelType w:val="hybridMultilevel"/>
+    <w:tmpl w:val="B8F41608"/>
+    <w:lvl w:ilvl="0" w:tplc="CDFA800C">
+      <w:start w:val="1"/>
+      <w:numFmt w:val="lowerLetter"/>
+      <w:lvlText w:val="%1."/>
+      <w:lvlJc w:val="left"/>
+      <w:pPr>
+        <w:ind w:left="1080" w:hanging="360"/>
+      </w:pPr>
+      <w:rPr>
+        <w:rFonts w:hint="default"/>
+      </w:rPr>
+    </w:lvl>
+    <w:lvl w:ilvl="1" w:tplc="40090019" w:tentative="1">
+      <w:start w:val="1"/>
+      <w:numFmt w:val="lowerLetter"/>
+      <w:lvlText w:val="%2."/>
+      <w:lvlJc w:val="left"/>
+      <w:pPr>
+        <w:ind w:left="1800" w:hanging="360"/>
+      </w:pPr>
+    </w:lvl>
+    <w:lvl w:ilvl="2" w:tplc="4009001B" w:tentative="1">
+      <w:start w:val="1"/>
+      <w:numFmt w:val="lowerRoman"/>
+      <w:lvlText w:val="%3."/>
+      <w:lvlJc w:val="right"/>
+      <w:pPr>
+        <w:ind w:left="2520" w:hanging="180"/>
+      </w:pPr>
+    </w:lvl>
+    <w:lvl w:ilvl="3" w:tplc="4009000F" w:tentative="1">
+      <w:start w:val="1"/>
+      <w:numFmt w:val="decimal"/>
+      <w:lvlText w:val="%4."/>
+      <w:lvlJc w:val="left"/>
+      <w:pPr>
+        <w:ind w:left="3240" w:hanging="360"/>
+      </w:pPr>
+    </w:lvl>
+    <w:lvl w:ilvl="4" w:tplc="40090019" w:tentative="1">
+      <w:start w:val="1"/>
+      <w:numFmt w:val="lowerLetter"/>
+      <w:lvlText w:val="%5."/>
+      <w:lvlJc w:val="left"/>
+      <w:pPr>
+        <w:ind w:left="3960" w:hanging="360"/>
+      </w:pPr>
+    </w:lvl>
+    <w:lvl w:ilvl="5" w:tplc="4009001B" w:tentative="1">
+      <w:start w:val="1"/>
+      <w:numFmt w:val="lowerRoman"/>
+      <w:lvlText w:val="%6."/>
+      <w:lvlJc w:val="right"/>
+      <w:pPr>
+        <w:ind w:left="4680" w:hanging="180"/>
+      </w:pPr>
+    </w:lvl>
+    <w:lvl w:ilvl="6" w:tplc="4009000F" w:tentative="1">
+      <w:start w:val="1"/>
+      <w:numFmt w:val="decimal"/>
+      <w:lvlText w:val="%7."/>
+      <w:lvlJc w:val="left"/>
+      <w:pPr>
+        <w:ind w:left="5400" w:hanging="360"/>
+      </w:pPr>
+    </w:lvl>
+    <w:lvl w:ilvl="7" w:tplc="40090019" w:tentative="1">
+      <w:start w:val="1"/>
+      <w:numFmt w:val="lowerLetter"/>
+      <w:lvlText w:val="%8."/>
+      <w:lvlJc w:val="left"/>
+      <w:pPr>
+        <w:ind w:left="6120" w:hanging="360"/>
+      </w:pPr>
+    </w:lvl>
+    <w:lvl w:ilvl="8" w:tplc="4009001B" w:tentative="1">
+      <w:start w:val="1"/>
+      <w:numFmt w:val="lowerRoman"/>
+      <w:lvlText w:val="%9."/>
+      <w:lvlJc w:val="right"/>
+      <w:pPr>
+        <w:ind w:left="6840" w:hanging="180"/>
+      </w:pPr>
+    </w:lvl>
+  </w:abstractNum>
+  <w:abstractNum w:abstractNumId="7" w15:restartNumberingAfterBreak="0">
     <w:nsid w:val="63046C3C"/>
     <w:multiLevelType w:val="hybridMultilevel"/>
     <w:tmpl w:val="7F3213C6"/>
@@ -2645,7 +5346,7 @@
       </w:pPr>
     </w:lvl>
   </w:abstractNum>
-  <w:abstractNum w:abstractNumId="7" w15:restartNumberingAfterBreak="0">
+  <w:abstractNum w:abstractNumId="8" w15:restartNumberingAfterBreak="0">
     <w:nsid w:val="6DCA1C7B"/>
     <w:multiLevelType w:val="hybridMultilevel"/>
     <w:tmpl w:val="B530A692"/>
@@ -2735,7 +5436,7 @@
     </w:lvl>
   </w:abstractNum>
   <w:num w:numId="1" w16cid:durableId="318315926">
-    <w:abstractNumId w:val="6"/>
+    <w:abstractNumId w:val="7"/>
   </w:num>
   <w:num w:numId="2" w16cid:durableId="1197039546">
     <w:abstractNumId w:val="0"/>
@@ -2756,7 +5457,10 @@
     <w:abstractNumId w:val="1"/>
   </w:num>
   <w:num w:numId="8" w16cid:durableId="1384909820">
-    <w:abstractNumId w:val="7"/>
+    <w:abstractNumId w:val="8"/>
+  </w:num>
+  <w:num w:numId="9" w16cid:durableId="80298204">
+    <w:abstractNumId w:val="6"/>
   </w:num>
 </w:numbering>
 </file>
@@ -3678,6 +6382,25 @@
       <w:spacing w:val="5"/>
     </w:rPr>
   </w:style>
+  <w:style w:type="table" w:styleId="TableGrid">
+    <w:name w:val="Table Grid"/>
+    <w:basedOn w:val="TableNormal"/>
+    <w:uiPriority w:val="39"/>
+    <w:rsid w:val="002D476E"/>
+    <w:pPr>
+      <w:spacing w:after="0" w:line="240" w:lineRule="auto"/>
+    </w:pPr>
+    <w:tblPr>
+      <w:tblBorders>
+        <w:top w:val="single" w:sz="4" w:space="0" w:color="auto"/>
+        <w:left w:val="single" w:sz="4" w:space="0" w:color="auto"/>
+        <w:bottom w:val="single" w:sz="4" w:space="0" w:color="auto"/>
+        <w:right w:val="single" w:sz="4" w:space="0" w:color="auto"/>
+        <w:insideH w:val="single" w:sz="4" w:space="0" w:color="auto"/>
+        <w:insideV w:val="single" w:sz="4" w:space="0" w:color="auto"/>
+      </w:tblBorders>
+    </w:tblPr>
+  </w:style>
 </w:styles>
 </file>
 
